--- a/deliverables/AQP_Supervisor_Feedback_Closure_Matrix_v2.docx
+++ b/deliverables/AQP_Supervisor_Feedback_Closure_Matrix_v2.docx
@@ -2,7 +2,7 @@
 <file path=word/document.xml><?xml version="1.0" encoding="utf-8"?>
 <w:document xmlns:w="http://schemas.openxmlformats.org/wordprocessingml/2006/main" xmlns:m="http://schemas.openxmlformats.org/officeDocument/2006/math" xmlns:r="http://schemas.openxmlformats.org/officeDocument/2006/relationships" xmlns:o="urn:schemas-microsoft-com:office:office" xmlns:v="urn:schemas-microsoft-com:vml" xmlns:w10="urn:schemas-microsoft-com:office:word" xmlns:a="http://schemas.openxmlformats.org/drawingml/2006/main" xmlns:pic="http://schemas.openxmlformats.org/drawingml/2006/picture" xmlns:wp="http://schemas.openxmlformats.org/drawingml/2006/wordprocessingDrawing">
   <w:body>
-    <w:bookmarkStart w:id="30" w:name="supervisor-feedback-closure-matrix-v2"/>
+    <w:bookmarkStart w:id="31" w:name="supervisor-feedback-closure-matrix-v2"/>
     <w:p>
       <w:pPr>
         <w:pStyle w:val="Heading1"/>
@@ -28,7 +28,31 @@
         <w:rPr>
           <w:rFonts w:ascii="Calibri" w:hAnsi="Calibri"/>
         </w:rPr>
-        <w:t xml:space="preserve">Version: 2.1</w:t>
+        <w:t xml:space="preserve">Version: 2.4</w:t>
+      </w:r>
+      <w:r>
+        <w:rPr>
+          <w:rFonts w:ascii="Calibri" w:hAnsi="Calibri"/>
+        </w:rPr>
+        <w:br/>
+      </w:r>
+      <w:r>
+        <w:rPr>
+          <w:rFonts w:ascii="Calibri" w:hAnsi="Calibri"/>
+        </w:rPr>
+        <w:t xml:space="preserve">Frozen: 2026-08-10</w:t>
+      </w:r>
+      <w:r>
+        <w:rPr>
+          <w:rFonts w:ascii="Calibri" w:hAnsi="Calibri"/>
+        </w:rPr>
+        <w:br/>
+      </w:r>
+      <w:r>
+        <w:rPr>
+          <w:rFonts w:ascii="Calibri" w:hAnsi="Calibri"/>
+        </w:rPr>
+        <w:t xml:space="preserve">Candidate branch:</w:t>
       </w:r>
       <w:r>
         <w:rPr>
@@ -38,30 +62,6 @@
       </w:r>
       <w:r>
         <w:rPr>
-          <w:rFonts w:ascii="Calibri" w:hAnsi="Calibri"/>
-        </w:rPr>
-        <w:t xml:space="preserve">Frozen: 2026-08-10</w:t>
-      </w:r>
-      <w:r>
-        <w:rPr>
-          <w:rFonts w:ascii="Calibri" w:hAnsi="Calibri"/>
-        </w:rPr>
-        <w:t xml:space="preserve"> </w:t>
-      </w:r>
-      <w:r>
-        <w:rPr>
-          <w:rFonts w:ascii="Calibri" w:hAnsi="Calibri"/>
-        </w:rPr>
-        <w:t xml:space="preserve">Candidate branch:</w:t>
-      </w:r>
-      <w:r>
-        <w:rPr>
-          <w:rFonts w:ascii="Calibri" w:hAnsi="Calibri"/>
-        </w:rPr>
-        <w:t xml:space="preserve"> </w:t>
-      </w:r>
-      <w:r>
-        <w:rPr>
           <w:rStyle w:val="VerbatimChar"/>
           <w:rFonts w:ascii="Calibri" w:hAnsi="Calibri"/>
         </w:rPr>
@@ -71,7 +71,7 @@
         <w:rPr>
           <w:rFonts w:ascii="Calibri" w:hAnsi="Calibri"/>
         </w:rPr>
-        <w:t xml:space="preserve"> </w:t>
+        <w:br/>
       </w:r>
       <w:r>
         <w:rPr>
@@ -178,6 +178,49 @@
           <w:rFonts w:ascii="Calibri" w:hAnsi="Calibri"/>
         </w:rPr>
         <w:t xml:space="preserve">a real-browser or release result needs the Draft PR CI run.</w:t>
+      </w:r>
+    </w:p>
+    <w:p>
+      <w:pPr>
+        <w:numPr>
+          <w:ilvl w:val="0"/>
+          <w:numId w:val="1001"/>
+        </w:numPr>
+        <w:pStyle w:val="Compact"/>
+        <w:spacing w:after="160" w:line="280" w:lineRule="auto"/>
+        <w:ind w:left="720" w:hanging="360"/>
+      </w:pPr>
+      <w:r>
+        <w:rPr>
+          <w:bCs/>
+          <w:rFonts w:ascii="Calibri" w:hAnsi="Calibri"/>
+          <w:b/>
+        </w:rPr>
+        <w:t xml:space="preserve">CI-pass:</w:t>
+      </w:r>
+      <w:r>
+        <w:rPr>
+          <w:rFonts w:ascii="Calibri" w:hAnsi="Calibri"/>
+        </w:rPr>
+        <w:t xml:space="preserve"> </w:t>
+      </w:r>
+      <w:r>
+        <w:rPr>
+          <w:rFonts w:ascii="Calibri" w:hAnsi="Calibri"/>
+        </w:rPr>
+        <w:t xml:space="preserve">the named Draft PR commit and retained artefact satisfy the stated</w:t>
+      </w:r>
+      <w:r>
+        <w:rPr>
+          <w:rFonts w:ascii="Calibri" w:hAnsi="Calibri"/>
+        </w:rPr>
+        <w:t xml:space="preserve"> </w:t>
+      </w:r>
+      <w:r>
+        <w:rPr>
+          <w:rFonts w:ascii="Calibri" w:hAnsi="Calibri"/>
+        </w:rPr>
+        <w:t xml:space="preserve">candidate gate; final main/deployment evidence is still separate.</w:t>
       </w:r>
     </w:p>
     <w:p>
@@ -531,7 +574,7 @@
                 <w:rFonts w:ascii="Calibri" w:hAnsi="Calibri"/>
                 <w:sz w:val="15"/>
               </w:rPr>
-              <w:t xml:space="preserve">Review shows the item statement, selected answer label and one direct Change control per item.</w:t>
+              <w:t xml:space="preserve">Review shows the item statement, selected answer meaning and one direct Change control per item.</w:t>
             </w:r>
           </w:p>
         </w:tc>
@@ -565,7 +608,7 @@
                 <w:rFonts w:ascii="Calibri" w:hAnsi="Calibri"/>
                 <w:sz w:val="15"/>
               </w:rPr>
-              <w:t xml:space="preserve">: review records; unique visible</w:t>
+              <w:t xml:space="preserve">: review records; a declared label for the selected value or, when no such label exists, the declared scale endpoints without invented wording; unique visible</w:t>
             </w:r>
             <w:r>
               <w:rPr>
@@ -621,7 +664,36 @@
                 <w:rFonts w:ascii="Calibri" w:hAnsi="Calibri"/>
                 <w:sz w:val="15"/>
               </w:rPr>
-              <w:t xml:space="preserve">Component and rendered-browser routes test direct Save and real Cancel-after-selection. Before Save, recovery storage remains on Review with the original value, input route and score; Cancel retains them; Save alone commits. A failure includes a missing prompt/label, non-unique or non-targetable Change control, opening the wrong item, false cancellation, premature storage, changing another answer or failing to return focus.</w:t>
+              <w:t xml:space="preserve">Component and rendered-browser routes use Brooke's</w:t>
+            </w:r>
+            <w:r>
+              <w:rPr>
+                <w:rFonts w:ascii="Calibri" w:hAnsi="Calibri"/>
+                <w:sz w:val="15"/>
+              </w:rPr>
+              <w:t xml:space="preserve"> </w:t>
+            </w:r>
+            <w:r>
+              <w:rPr>
+                <w:rStyle w:val="VerbatimChar"/>
+                <w:rFonts w:ascii="Calibri" w:hAnsi="Calibri"/>
+                <w:sz w:val="15"/>
+              </w:rPr>
+              <w:t xml:space="preserve">5, 1, 4, 2, 3, 5, 1, 4, 2, 3</w:t>
+            </w:r>
+            <w:r>
+              <w:rPr>
+                <w:rFonts w:ascii="Calibri" w:hAnsi="Calibri"/>
+                <w:sz w:val="15"/>
+              </w:rPr>
+              <w:t xml:space="preserve"> </w:t>
+            </w:r>
+            <w:r>
+              <w:rPr>
+                <w:rFonts w:ascii="Calibri" w:hAnsi="Calibri"/>
+                <w:sz w:val="15"/>
+              </w:rPr>
+              <w:t xml:space="preserve">vector and directly assert Mark's Item 3 = 4 case. They also test direct Save and real Cancel-after-selection. Before Save, recovery storage remains on Review with the original value, input route and score; Cancel retains them; Save alone commits. A failure includes a missing prompt, missing declared selected label/endpoint context, invented label, non-unique or non-targetable Change control, opening the wrong item, false cancellation, premature storage, changing another answer or failing to return focus.</w:t>
             </w:r>
           </w:p>
         </w:tc>
@@ -647,7 +719,58 @@
                 <w:rFonts w:ascii="Calibri" w:hAnsi="Calibri"/>
                 <w:sz w:val="15"/>
               </w:rPr>
-              <w:t xml:space="preserve">Local-pass for implementation and non-browser regression. Manual A16/A17/A21 remain NT; Draft PR CI, merge and deployment remain pending.</w:t>
+              <w:t xml:space="preserve">CI-pass on candidate</w:t>
+            </w:r>
+            <w:r>
+              <w:rPr>
+                <w:rFonts w:ascii="Calibri" w:hAnsi="Calibri"/>
+                <w:sz w:val="15"/>
+              </w:rPr>
+              <w:t xml:space="preserve"> </w:t>
+            </w:r>
+            <w:r>
+              <w:rPr>
+                <w:rStyle w:val="VerbatimChar"/>
+                <w:rFonts w:ascii="Calibri" w:hAnsi="Calibri"/>
+                <w:sz w:val="15"/>
+              </w:rPr>
+              <w:t xml:space="preserve">9a8c849</w:t>
+            </w:r>
+            <w:r>
+              <w:rPr>
+                <w:rFonts w:ascii="Calibri" w:hAnsi="Calibri"/>
+                <w:sz w:val="15"/>
+              </w:rPr>
+              <w:t xml:space="preserve"> </w:t>
+            </w:r>
+            <w:r>
+              <w:rPr>
+                <w:rFonts w:ascii="Calibri" w:hAnsi="Calibri"/>
+                <w:sz w:val="15"/>
+              </w:rPr>
+              <w:t xml:space="preserve">in run</w:t>
+            </w:r>
+            <w:r>
+              <w:rPr>
+                <w:rFonts w:ascii="Calibri" w:hAnsi="Calibri"/>
+                <w:sz w:val="15"/>
+              </w:rPr>
+              <w:t xml:space="preserve"> </w:t>
+            </w:r>
+            <w:r>
+              <w:rPr>
+                <w:rStyle w:val="VerbatimChar"/>
+                <w:rFonts w:ascii="Calibri" w:hAnsi="Calibri"/>
+                <w:sz w:val="15"/>
+              </w:rPr>
+              <w:t xml:space="preserve">31392425368</w:t>
+            </w:r>
+            <w:r>
+              <w:rPr>
+                <w:rFonts w:ascii="Calibri" w:hAnsi="Calibri"/>
+                <w:sz w:val="15"/>
+              </w:rPr>
+              <w:t xml:space="preserve">. Manual A16/A17/A21 and final deployment acceptance remain pending.</w:t>
             </w:r>
           </w:p>
         </w:tc>
@@ -673,7 +796,7 @@
                 <w:rFonts w:ascii="Calibri" w:hAnsi="Calibri"/>
                 <w:sz w:val="15"/>
               </w:rPr>
-              <w:t xml:space="preserve">Current-candidate browser CI; execute A16/A17/A21; then merge with authority, deploy and smoke-test both Save and Cancel on the public build.</w:t>
+              <w:t xml:space="preserve">Execute A16/A17/A21; then merge only with authority, deploy and smoke-test Item 3 = 4 plus both Save and Cancel on the public build.</w:t>
             </w:r>
           </w:p>
         </w:tc>
@@ -793,7 +916,7 @@
                 <w:rFonts w:ascii="Calibri" w:hAnsi="Calibri"/>
                 <w:sz w:val="15"/>
               </w:rPr>
-              <w:t xml:space="preserve">: per-link pseudonymous code, validation and stale-session precedence.</w:t>
+              <w:t xml:space="preserve">: per-link pseudonymous code, validation, hash-navigation reload and committed-session precedence; the Skip link preserves the application hash.</w:t>
             </w:r>
           </w:p>
         </w:tc>
@@ -819,7 +942,7 @@
                 <w:rFonts w:ascii="Calibri" w:hAnsi="Calibri"/>
                 <w:sz w:val="15"/>
               </w:rPr>
-              <w:t xml:space="preserve">Link generation/load/recovery tests and rendered intro assertion.</w:t>
+              <w:t xml:space="preserve">Component and rendered-browser routes cover distinct generated links, same-tab P001 → P002 replacement without a test-only reload, missing/manual/invalid codes, committed correction recovery, Skip focus/hash preservation and final-record identity.</w:t>
             </w:r>
           </w:p>
         </w:tc>
@@ -845,7 +968,58 @@
                 <w:rFonts w:ascii="Calibri" w:hAnsi="Calibri"/>
                 <w:sz w:val="15"/>
               </w:rPr>
-              <w:t xml:space="preserve">Local-pass.</w:t>
+              <w:t xml:space="preserve">CI-pass on candidate</w:t>
+            </w:r>
+            <w:r>
+              <w:rPr>
+                <w:rFonts w:ascii="Calibri" w:hAnsi="Calibri"/>
+                <w:sz w:val="15"/>
+              </w:rPr>
+              <w:t xml:space="preserve"> </w:t>
+            </w:r>
+            <w:r>
+              <w:rPr>
+                <w:rStyle w:val="VerbatimChar"/>
+                <w:rFonts w:ascii="Calibri" w:hAnsi="Calibri"/>
+                <w:sz w:val="15"/>
+              </w:rPr>
+              <w:t xml:space="preserve">9a8c849</w:t>
+            </w:r>
+            <w:r>
+              <w:rPr>
+                <w:rFonts w:ascii="Calibri" w:hAnsi="Calibri"/>
+                <w:sz w:val="15"/>
+              </w:rPr>
+              <w:t xml:space="preserve"> </w:t>
+            </w:r>
+            <w:r>
+              <w:rPr>
+                <w:rFonts w:ascii="Calibri" w:hAnsi="Calibri"/>
+                <w:sz w:val="15"/>
+              </w:rPr>
+              <w:t xml:space="preserve">in run</w:t>
+            </w:r>
+            <w:r>
+              <w:rPr>
+                <w:rFonts w:ascii="Calibri" w:hAnsi="Calibri"/>
+                <w:sz w:val="15"/>
+              </w:rPr>
+              <w:t xml:space="preserve"> </w:t>
+            </w:r>
+            <w:r>
+              <w:rPr>
+                <w:rStyle w:val="VerbatimChar"/>
+                <w:rFonts w:ascii="Calibri" w:hAnsi="Calibri"/>
+                <w:sz w:val="15"/>
+              </w:rPr>
+              <w:t xml:space="preserve">31392425368</w:t>
+            </w:r>
+            <w:r>
+              <w:rPr>
+                <w:rFonts w:ascii="Calibri" w:hAnsi="Calibri"/>
+                <w:sz w:val="15"/>
+              </w:rPr>
+              <w:t xml:space="preserve">. Manual A02 and final deployment acceptance remain pending.</w:t>
             </w:r>
           </w:p>
         </w:tc>
@@ -871,7 +1045,7 @@
                 <w:rFonts w:ascii="Calibri" w:hAnsi="Calibri"/>
                 <w:sz w:val="15"/>
               </w:rPr>
-              <w:t xml:space="preserve">CI, deploy, open two distinct generated links and confirm distinct editable codes and no first-screen validation error.</w:t>
+              <w:t xml:space="preserve">Execute A02; after an authorised deployment, open two distinct generated links, confirm distinct editable codes and no first-screen validation error, exercise Skip, reload and confirm the same identity/session.</w:t>
             </w:r>
           </w:p>
         </w:tc>
@@ -976,7 +1150,37 @@
                 <w:rFonts w:ascii="Calibri" w:hAnsi="Calibri"/>
                 <w:sz w:val="15"/>
               </w:rPr>
-              <w:t xml:space="preserve">.</w:t>
+              <w:t xml:space="preserve">; the full audio-guidance panel is confined to</w:t>
+            </w:r>
+            <w:r>
+              <w:rPr>
+                <w:rFonts w:ascii="Calibri" w:hAnsi="Calibri"/>
+                <w:sz w:val="15"/>
+              </w:rPr>
+              <w:t xml:space="preserve"> </w:t>
+            </w:r>
+            <w:r>
+              <w:rPr>
+                <w:bCs/>
+                <w:rFonts w:ascii="Calibri" w:hAnsi="Calibri"/>
+                <w:b/>
+                <w:sz w:val="15"/>
+              </w:rPr>
+              <w:t xml:space="preserve">Accessibility and audio options (optional)</w:t>
+            </w:r>
+            <w:r>
+              <w:rPr>
+                <w:rFonts w:ascii="Calibri" w:hAnsi="Calibri"/>
+                <w:sz w:val="15"/>
+              </w:rPr>
+              <w:t xml:space="preserve"> </w:t>
+            </w:r>
+            <w:r>
+              <w:rPr>
+                <w:rFonts w:ascii="Calibri" w:hAnsi="Calibri"/>
+                <w:sz w:val="15"/>
+              </w:rPr>
+              <w:t xml:space="preserve">on the introduction.</w:t>
             </w:r>
           </w:p>
         </w:tc>
@@ -1002,7 +1206,7 @@
                 <w:rFonts w:ascii="Calibri" w:hAnsi="Calibri"/>
                 <w:sz w:val="15"/>
               </w:rPr>
-              <w:t xml:space="preserve">Intro word-count gate and absence of</w:t>
+              <w:t xml:space="preserve">Real-browser regression requires the optional disclosure to start collapsed, one intro</w:t>
             </w:r>
             <w:r>
               <w:rPr>
@@ -1024,14 +1228,109 @@
                 <w:rFonts w:ascii="Calibri" w:hAnsi="Calibri"/>
                 <w:sz w:val="15"/>
               </w:rPr>
+              <w:t xml:space="preserve">, fewer than 160 visible intro words, and no</w:t>
+            </w:r>
+            <w:r>
+              <w:rPr>
+                <w:rFonts w:ascii="Calibri" w:hAnsi="Calibri"/>
+                <w:sz w:val="15"/>
+              </w:rPr>
               <w:t xml:space="preserve"> </w:t>
             </w:r>
             <w:r>
               <w:rPr>
-                <w:rFonts w:ascii="Calibri" w:hAnsi="Calibri"/>
-                <w:sz w:val="15"/>
-              </w:rPr>
-              <w:t xml:space="preserve">on item/review states.</w:t>
+                <w:rStyle w:val="VerbatimChar"/>
+                <w:rFonts w:ascii="Calibri" w:hAnsi="Calibri"/>
+                <w:sz w:val="15"/>
+              </w:rPr>
+              <w:t xml:space="preserve">.process-overview</w:t>
+            </w:r>
+            <w:r>
+              <w:rPr>
+                <w:rFonts w:ascii="Calibri" w:hAnsi="Calibri"/>
+                <w:sz w:val="15"/>
+              </w:rPr>
+              <w:t xml:space="preserve">,</w:t>
+            </w:r>
+            <w:r>
+              <w:rPr>
+                <w:rFonts w:ascii="Calibri" w:hAnsi="Calibri"/>
+                <w:sz w:val="15"/>
+              </w:rPr>
+              <w:t xml:space="preserve"> </w:t>
+            </w:r>
+            <w:r>
+              <w:rPr>
+                <w:rStyle w:val="VerbatimChar"/>
+                <w:rFonts w:ascii="Calibri" w:hAnsi="Calibri"/>
+                <w:sz w:val="15"/>
+              </w:rPr>
+              <w:t xml:space="preserve">.factor-reference</w:t>
+            </w:r>
+            <w:r>
+              <w:rPr>
+                <w:rFonts w:ascii="Calibri" w:hAnsi="Calibri"/>
+                <w:sz w:val="15"/>
+              </w:rPr>
+              <w:t xml:space="preserve"> </w:t>
+            </w:r>
+            <w:r>
+              <w:rPr>
+                <w:rFonts w:ascii="Calibri" w:hAnsi="Calibri"/>
+                <w:sz w:val="15"/>
+              </w:rPr>
+              <w:t xml:space="preserve">or</w:t>
+            </w:r>
+            <w:r>
+              <w:rPr>
+                <w:rFonts w:ascii="Calibri" w:hAnsi="Calibri"/>
+                <w:sz w:val="15"/>
+              </w:rPr>
+              <w:t xml:space="preserve"> </w:t>
+            </w:r>
+            <w:r>
+              <w:rPr>
+                <w:rStyle w:val="VerbatimChar"/>
+                <w:rFonts w:ascii="Calibri" w:hAnsi="Calibri"/>
+                <w:sz w:val="15"/>
+              </w:rPr>
+              <w:t xml:space="preserve">.study-details</w:t>
+            </w:r>
+            <w:r>
+              <w:rPr>
+                <w:rFonts w:ascii="Calibri" w:hAnsi="Calibri"/>
+                <w:sz w:val="15"/>
+              </w:rPr>
+              <w:t xml:space="preserve">;</w:t>
+            </w:r>
+            <w:r>
+              <w:rPr>
+                <w:rFonts w:ascii="Calibri" w:hAnsi="Calibri"/>
+                <w:sz w:val="15"/>
+              </w:rPr>
+              <w:t xml:space="preserve"> </w:t>
+            </w:r>
+            <w:r>
+              <w:rPr>
+                <w:rStyle w:val="VerbatimChar"/>
+                <w:rFonts w:ascii="Calibri" w:hAnsi="Calibri"/>
+                <w:sz w:val="15"/>
+              </w:rPr>
+              <w:t xml:space="preserve">.audio-guidance</w:t>
+            </w:r>
+            <w:r>
+              <w:rPr>
+                <w:rFonts w:ascii="Calibri" w:hAnsi="Calibri"/>
+                <w:sz w:val="15"/>
+              </w:rPr>
+              <w:t xml:space="preserve"> </w:t>
+            </w:r>
+            <w:r>
+              <w:rPr>
+                <w:rFonts w:ascii="Calibri" w:hAnsi="Calibri"/>
+                <w:sz w:val="15"/>
+              </w:rPr>
+              <w:t xml:space="preserve">must be absent after Start and on Review. Component coverage also checks the NASA-TLX rating, pairwise and review route.</w:t>
             </w:r>
           </w:p>
         </w:tc>
@@ -1057,7 +1356,87 @@
                 <w:rFonts w:ascii="Calibri" w:hAnsi="Calibri"/>
                 <w:sz w:val="15"/>
               </w:rPr>
-              <w:t xml:space="preserve">Local-pass.</w:t>
+              <w:t xml:space="preserve">CI-pass on candidate</w:t>
+            </w:r>
+            <w:r>
+              <w:rPr>
+                <w:rFonts w:ascii="Calibri" w:hAnsi="Calibri"/>
+                <w:sz w:val="15"/>
+              </w:rPr>
+              <w:t xml:space="preserve"> </w:t>
+            </w:r>
+            <w:r>
+              <w:rPr>
+                <w:rStyle w:val="VerbatimChar"/>
+                <w:rFonts w:ascii="Calibri" w:hAnsi="Calibri"/>
+                <w:sz w:val="15"/>
+              </w:rPr>
+              <w:t xml:space="preserve">9a8c849</w:t>
+            </w:r>
+            <w:r>
+              <w:rPr>
+                <w:rFonts w:ascii="Calibri" w:hAnsi="Calibri"/>
+                <w:sz w:val="15"/>
+              </w:rPr>
+              <w:t xml:space="preserve"> </w:t>
+            </w:r>
+            <w:r>
+              <w:rPr>
+                <w:rFonts w:ascii="Calibri" w:hAnsi="Calibri"/>
+                <w:sz w:val="15"/>
+              </w:rPr>
+              <w:t xml:space="preserve">in run</w:t>
+            </w:r>
+            <w:r>
+              <w:rPr>
+                <w:rFonts w:ascii="Calibri" w:hAnsi="Calibri"/>
+                <w:sz w:val="15"/>
+              </w:rPr>
+              <w:t xml:space="preserve"> </w:t>
+            </w:r>
+            <w:r>
+              <w:rPr>
+                <w:rStyle w:val="VerbatimChar"/>
+                <w:rFonts w:ascii="Calibri" w:hAnsi="Calibri"/>
+                <w:sz w:val="15"/>
+              </w:rPr>
+              <w:t xml:space="preserve">31392425368</w:t>
+            </w:r>
+            <w:r>
+              <w:rPr>
+                <w:rFonts w:ascii="Calibri" w:hAnsi="Calibri"/>
+                <w:sz w:val="15"/>
+              </w:rPr>
+              <w:t xml:space="preserve">. This proves bounded removal of AQP-owned boilerplate and repetition, not reduced cognitive burden or short researcher-supplied</w:t>
+            </w:r>
+            <w:r>
+              <w:rPr>
+                <w:rFonts w:ascii="Calibri" w:hAnsi="Calibri"/>
+                <w:sz w:val="15"/>
+              </w:rPr>
+              <w:t xml:space="preserve"> </w:t>
+            </w:r>
+            <w:r>
+              <w:rPr>
+                <w:rStyle w:val="VerbatimChar"/>
+                <w:rFonts w:ascii="Calibri" w:hAnsi="Calibri"/>
+                <w:sz w:val="15"/>
+              </w:rPr>
+              <w:t xml:space="preserve">introPrompt</w:t>
+            </w:r>
+            <w:r>
+              <w:rPr>
+                <w:rFonts w:ascii="Calibri" w:hAnsi="Calibri"/>
+                <w:sz w:val="15"/>
+              </w:rPr>
+              <w:t xml:space="preserve"> </w:t>
+            </w:r>
+            <w:r>
+              <w:rPr>
+                <w:rFonts w:ascii="Calibri" w:hAnsi="Calibri"/>
+                <w:sz w:val="15"/>
+              </w:rPr>
+              <w:t xml:space="preserve">content. Manual A01/A03/A04 and final deployment acceptance remain pending.</w:t>
             </w:r>
           </w:p>
         </w:tc>
@@ -1083,7 +1462,7 @@
                 <w:rFonts w:ascii="Calibri" w:hAnsi="Calibri"/>
                 <w:sz w:val="15"/>
               </w:rPr>
-              <w:t xml:space="preserve">CI and deployed intro/item/review inspection.</w:t>
+              <w:t xml:space="preserve">Execute A01/A03/A04; after an authorised deployment, inspect intro/item/pairwise/review. Treat the word limit as a regression threshold, not evidence of cognitive accessibility.</w:t>
             </w:r>
           </w:p>
         </w:tc>
@@ -1401,7 +1780,58 @@
                 <w:rFonts w:ascii="Calibri" w:hAnsi="Calibri"/>
                 <w:sz w:val="15"/>
               </w:rPr>
-              <w:t xml:space="preserve">CI-pending. Local test listing confirms seven scenarios; this environment has no browser binary.</w:t>
+              <w:t xml:space="preserve">CI-pass on candidate</w:t>
+            </w:r>
+            <w:r>
+              <w:rPr>
+                <w:rFonts w:ascii="Calibri" w:hAnsi="Calibri"/>
+                <w:sz w:val="15"/>
+              </w:rPr>
+              <w:t xml:space="preserve"> </w:t>
+            </w:r>
+            <w:r>
+              <w:rPr>
+                <w:rStyle w:val="VerbatimChar"/>
+                <w:rFonts w:ascii="Calibri" w:hAnsi="Calibri"/>
+                <w:sz w:val="15"/>
+              </w:rPr>
+              <w:t xml:space="preserve">816e1c4</w:t>
+            </w:r>
+            <w:r>
+              <w:rPr>
+                <w:rFonts w:ascii="Calibri" w:hAnsi="Calibri"/>
+                <w:sz w:val="15"/>
+              </w:rPr>
+              <w:t xml:space="preserve">: 135/135 rows, 0 violations, 0 overflow failures, 0 critical target-size failures and 0 missing combinations. Thirteen incomplete</w:t>
+            </w:r>
+            <w:r>
+              <w:rPr>
+                <w:rFonts w:ascii="Calibri" w:hAnsi="Calibri"/>
+                <w:sz w:val="15"/>
+              </w:rPr>
+              <w:t xml:space="preserve"> </w:t>
+            </w:r>
+            <w:r>
+              <w:rPr>
+                <w:rStyle w:val="VerbatimChar"/>
+                <w:rFonts w:ascii="Calibri" w:hAnsi="Calibri"/>
+                <w:sz w:val="15"/>
+              </w:rPr>
+              <w:t xml:space="preserve">color-contrast</w:t>
+            </w:r>
+            <w:r>
+              <w:rPr>
+                <w:rFonts w:ascii="Calibri" w:hAnsi="Calibri"/>
+                <w:sz w:val="15"/>
+              </w:rPr>
+              <w:t xml:space="preserve"> </w:t>
+            </w:r>
+            <w:r>
+              <w:rPr>
+                <w:rFonts w:ascii="Calibri" w:hAnsi="Calibri"/>
+                <w:sz w:val="15"/>
+              </w:rPr>
+              <w:t xml:space="preserve">scan results involving 20 gaze-state node occurrences are listed with targets/failure summaries and remain inspection items; a target may recur across state/profile rows.</w:t>
             </w:r>
           </w:p>
         </w:tc>
@@ -1427,7 +1857,7 @@
                 <w:rFonts w:ascii="Calibri" w:hAnsi="Calibri"/>
                 <w:sz w:val="15"/>
               </w:rPr>
-              <w:t xml:space="preserve">Draft PR CI must publish 135/135 rows; repeat on final main/release SHA.</w:t>
+              <w:t xml:space="preserve">Manually determine and record every overlap-dependent contrast occurrence; repeat the automated run on final main/release SHA.</w:t>
             </w:r>
           </w:p>
         </w:tc>
@@ -1648,7 +2078,7 @@
                 <w:rFonts w:ascii="Calibri" w:hAnsi="Calibri"/>
                 <w:sz w:val="15"/>
               </w:rPr>
-              <w:t xml:space="preserve">(protocol v1.1).</w:t>
+              <w:t xml:space="preserve">(protocol v1.3).</w:t>
             </w:r>
           </w:p>
         </w:tc>
@@ -2414,7 +2844,29 @@
                 <w:rFonts w:ascii="Calibri" w:hAnsi="Calibri"/>
                 <w:sz w:val="15"/>
               </w:rPr>
-              <w:t xml:space="preserve">Local-pass. Only three distributable built-ins are present; UEQ-S is excluded pending redistribution permission. This is a disclosed scope shortfall, not a fourth pass.</w:t>
+              <w:t xml:space="preserve">CI-pass on candidate</w:t>
+            </w:r>
+            <w:r>
+              <w:rPr>
+                <w:rFonts w:ascii="Calibri" w:hAnsi="Calibri"/>
+                <w:sz w:val="15"/>
+              </w:rPr>
+              <w:t xml:space="preserve"> </w:t>
+            </w:r>
+            <w:r>
+              <w:rPr>
+                <w:rStyle w:val="VerbatimChar"/>
+                <w:rFonts w:ascii="Calibri" w:hAnsi="Calibri"/>
+                <w:sz w:val="15"/>
+              </w:rPr>
+              <w:t xml:space="preserve">816e1c4</w:t>
+            </w:r>
+            <w:r>
+              <w:rPr>
+                <w:rFonts w:ascii="Calibri" w:hAnsi="Calibri"/>
+                <w:sz w:val="15"/>
+              </w:rPr>
+              <w:t xml:space="preserve">. Only three distributable built-ins are present; UEQ-S is excluded pending redistribution permission. This is a disclosed scope shortfall, not a fourth pass.</w:t>
             </w:r>
           </w:p>
         </w:tc>
@@ -2549,7 +3001,29 @@
                 <w:rFonts w:ascii="Calibri" w:hAnsi="Calibri"/>
                 <w:sz w:val="15"/>
               </w:rPr>
-              <w:t xml:space="preserve">Local-pass; CI/final release reproduction pending.</w:t>
+              <w:t xml:space="preserve">CI-pass on candidate</w:t>
+            </w:r>
+            <w:r>
+              <w:rPr>
+                <w:rFonts w:ascii="Calibri" w:hAnsi="Calibri"/>
+                <w:sz w:val="15"/>
+              </w:rPr>
+              <w:t xml:space="preserve"> </w:t>
+            </w:r>
+            <w:r>
+              <w:rPr>
+                <w:rStyle w:val="VerbatimChar"/>
+                <w:rFonts w:ascii="Calibri" w:hAnsi="Calibri"/>
+                <w:sz w:val="15"/>
+              </w:rPr>
+              <w:t xml:space="preserve">816e1c4</w:t>
+            </w:r>
+            <w:r>
+              <w:rPr>
+                <w:rFonts w:ascii="Calibri" w:hAnsi="Calibri"/>
+                <w:sz w:val="15"/>
+              </w:rPr>
+              <w:t xml:space="preserve">; final main/release reproduction pending.</w:t>
             </w:r>
           </w:p>
         </w:tc>
@@ -2658,7 +3132,36 @@
                 <w:rFonts w:ascii="Calibri" w:hAnsi="Calibri"/>
                 <w:sz w:val="15"/>
               </w:rPr>
-              <w:t xml:space="preserve">Required denominator 27 × 5 = 135.</w:t>
+              <w:t xml:space="preserve">135/135 required state/profile rows; 0 violations; 13 incomplete</w:t>
+            </w:r>
+            <w:r>
+              <w:rPr>
+                <w:rFonts w:ascii="Calibri" w:hAnsi="Calibri"/>
+                <w:sz w:val="15"/>
+              </w:rPr>
+              <w:t xml:space="preserve"> </w:t>
+            </w:r>
+            <w:r>
+              <w:rPr>
+                <w:rStyle w:val="VerbatimChar"/>
+                <w:rFonts w:ascii="Calibri" w:hAnsi="Calibri"/>
+                <w:sz w:val="15"/>
+              </w:rPr>
+              <w:t xml:space="preserve">color-contrast</w:t>
+            </w:r>
+            <w:r>
+              <w:rPr>
+                <w:rFonts w:ascii="Calibri" w:hAnsi="Calibri"/>
+                <w:sz w:val="15"/>
+              </w:rPr>
+              <w:t xml:space="preserve"> </w:t>
+            </w:r>
+            <w:r>
+              <w:rPr>
+                <w:rFonts w:ascii="Calibri" w:hAnsi="Calibri"/>
+                <w:sz w:val="15"/>
+              </w:rPr>
+              <w:t xml:space="preserve">scan results involving 20 node occurrences; 0 overflow failures; 0 critical target-size failures; and 0 missing rows.</w:t>
             </w:r>
           </w:p>
         </w:tc>
@@ -2684,7 +3187,29 @@
                 <w:rFonts w:ascii="Calibri" w:hAnsi="Calibri"/>
                 <w:sz w:val="15"/>
               </w:rPr>
-              <w:t xml:space="preserve">CI-pending. A deterministic fixture is labelled when an external host/hardware callback is simulated.</w:t>
+              <w:t xml:space="preserve">CI-pass on candidate</w:t>
+            </w:r>
+            <w:r>
+              <w:rPr>
+                <w:rFonts w:ascii="Calibri" w:hAnsi="Calibri"/>
+                <w:sz w:val="15"/>
+              </w:rPr>
+              <w:t xml:space="preserve"> </w:t>
+            </w:r>
+            <w:r>
+              <w:rPr>
+                <w:rStyle w:val="VerbatimChar"/>
+                <w:rFonts w:ascii="Calibri" w:hAnsi="Calibri"/>
+                <w:sz w:val="15"/>
+              </w:rPr>
+              <w:t xml:space="preserve">816e1c4</w:t>
+            </w:r>
+            <w:r>
+              <w:rPr>
+                <w:rFonts w:ascii="Calibri" w:hAnsi="Calibri"/>
+                <w:sz w:val="15"/>
+              </w:rPr>
+              <w:t xml:space="preserve">. Deterministic fixtures are labelled where external host/hardware callbacks are simulated. Incomplete contrast occurrences require recorded inspection and are not automatic passes.</w:t>
             </w:r>
           </w:p>
         </w:tc>
@@ -2830,7 +3355,7 @@
                 <w:rFonts w:ascii="Calibri" w:hAnsi="Calibri"/>
                 <w:sz w:val="15"/>
               </w:rPr>
-              <w:t xml:space="preserve">Capability test covers Chromium, Firefox and Playwright WebKit; no SpeechRecognition in Firefox/WebKit is reported.</w:t>
+              <w:t xml:space="preserve">Capability test passed the production runner smoke route in Chromium, Firefox and Playwright WebKit; SpeechRecognition present in Chromium and absent in Firefox/WebKit.</w:t>
             </w:r>
           </w:p>
         </w:tc>
@@ -2856,7 +3381,29 @@
                 <w:rFonts w:ascii="Calibri" w:hAnsi="Calibri"/>
                 <w:sz w:val="15"/>
               </w:rPr>
-              <w:t xml:space="preserve">CI-pending for current candidate; WebKit/Linux is not Safari/VoiceOver evidence.</w:t>
+              <w:t xml:space="preserve">CI-pass on candidate</w:t>
+            </w:r>
+            <w:r>
+              <w:rPr>
+                <w:rFonts w:ascii="Calibri" w:hAnsi="Calibri"/>
+                <w:sz w:val="15"/>
+              </w:rPr>
+              <w:t xml:space="preserve"> </w:t>
+            </w:r>
+            <w:r>
+              <w:rPr>
+                <w:rStyle w:val="VerbatimChar"/>
+                <w:rFonts w:ascii="Calibri" w:hAnsi="Calibri"/>
+                <w:sz w:val="15"/>
+              </w:rPr>
+              <w:t xml:space="preserve">816e1c4</w:t>
+            </w:r>
+            <w:r>
+              <w:rPr>
+                <w:rFonts w:ascii="Calibri" w:hAnsi="Calibri"/>
+                <w:sz w:val="15"/>
+              </w:rPr>
+              <w:t xml:space="preserve">; WebKit/Linux is not Safari/VoiceOver evidence and OS voice control remains not assessed.</w:t>
             </w:r>
           </w:p>
         </w:tc>
@@ -2991,7 +3538,29 @@
                 <w:rFonts w:ascii="Calibri" w:hAnsi="Calibri"/>
                 <w:sz w:val="15"/>
               </w:rPr>
-              <w:t xml:space="preserve">Local-pass; CI/final release reproduction pending.</w:t>
+              <w:t xml:space="preserve">CI-pass on candidate</w:t>
+            </w:r>
+            <w:r>
+              <w:rPr>
+                <w:rFonts w:ascii="Calibri" w:hAnsi="Calibri"/>
+                <w:sz w:val="15"/>
+              </w:rPr>
+              <w:t xml:space="preserve"> </w:t>
+            </w:r>
+            <w:r>
+              <w:rPr>
+                <w:rStyle w:val="VerbatimChar"/>
+                <w:rFonts w:ascii="Calibri" w:hAnsi="Calibri"/>
+                <w:sz w:val="15"/>
+              </w:rPr>
+              <w:t xml:space="preserve">816e1c4</w:t>
+            </w:r>
+            <w:r>
+              <w:rPr>
+                <w:rFonts w:ascii="Calibri" w:hAnsi="Calibri"/>
+                <w:sz w:val="15"/>
+              </w:rPr>
+              <w:t xml:space="preserve">; final main/release reproduction pending.</w:t>
             </w:r>
           </w:p>
         </w:tc>
@@ -3126,7 +3695,29 @@
                 <w:rFonts w:ascii="Calibri" w:hAnsi="Calibri"/>
                 <w:sz w:val="15"/>
               </w:rPr>
-              <w:t xml:space="preserve">Local-pass. A new scorer/response structure remains an executable boundary and is not a data-only pass.</w:t>
+              <w:t xml:space="preserve">CI-pass on candidate</w:t>
+            </w:r>
+            <w:r>
+              <w:rPr>
+                <w:rFonts w:ascii="Calibri" w:hAnsi="Calibri"/>
+                <w:sz w:val="15"/>
+              </w:rPr>
+              <w:t xml:space="preserve"> </w:t>
+            </w:r>
+            <w:r>
+              <w:rPr>
+                <w:rStyle w:val="VerbatimChar"/>
+                <w:rFonts w:ascii="Calibri" w:hAnsi="Calibri"/>
+                <w:sz w:val="15"/>
+              </w:rPr>
+              <w:t xml:space="preserve">816e1c4</w:t>
+            </w:r>
+            <w:r>
+              <w:rPr>
+                <w:rFonts w:ascii="Calibri" w:hAnsi="Calibri"/>
+                <w:sz w:val="15"/>
+              </w:rPr>
+              <w:t xml:space="preserve">. A new scorer/response structure remains an executable boundary and is not a data-only pass.</w:t>
             </w:r>
           </w:p>
         </w:tc>
@@ -4497,7 +5088,7 @@
                 <w:rFonts w:ascii="Calibri" w:hAnsi="Calibri"/>
                 <w:sz w:val="15"/>
               </w:rPr>
-              <w:t xml:space="preserve">Architecture complete; manual audit still NT and CI pending.</w:t>
+              <w:t xml:space="preserve">Candidate technical CI complete; manual audit and overlap-dependent contrast determinations still NT.</w:t>
             </w:r>
           </w:p>
         </w:tc>
@@ -5004,7 +5595,29 @@
                 <w:rFonts w:ascii="Calibri" w:hAnsi="Calibri"/>
                 <w:sz w:val="15"/>
               </w:rPr>
-              <w:t xml:space="preserve">Local-pass.</w:t>
+              <w:t xml:space="preserve">CI-pass on candidate</w:t>
+            </w:r>
+            <w:r>
+              <w:rPr>
+                <w:rFonts w:ascii="Calibri" w:hAnsi="Calibri"/>
+                <w:sz w:val="15"/>
+              </w:rPr>
+              <w:t xml:space="preserve"> </w:t>
+            </w:r>
+            <w:r>
+              <w:rPr>
+                <w:rStyle w:val="VerbatimChar"/>
+                <w:rFonts w:ascii="Calibri" w:hAnsi="Calibri"/>
+                <w:sz w:val="15"/>
+              </w:rPr>
+              <w:t xml:space="preserve">816e1c4</w:t>
+            </w:r>
+            <w:r>
+              <w:rPr>
+                <w:rFonts w:ascii="Calibri" w:hAnsi="Calibri"/>
+                <w:sz w:val="15"/>
+              </w:rPr>
+              <w:t xml:space="preserve">.</w:t>
             </w:r>
           </w:p>
         </w:tc>
@@ -5030,14 +5643,14 @@
                 <w:rFonts w:ascii="Calibri" w:hAnsi="Calibri"/>
                 <w:sz w:val="15"/>
               </w:rPr>
-              <w:t xml:space="preserve">Current-candidate CI and deployed visual/accessibility-tree inspection.</w:t>
+              <w:t xml:space="preserve">Deployed visual/accessibility-tree inspection.</w:t>
             </w:r>
           </w:p>
         </w:tc>
       </w:tr>
     </w:tbl>
     <w:bookmarkEnd w:id="27"/>
-    <w:bookmarkStart w:id="28" w:name="reproduction-commands"/>
+    <w:bookmarkStart w:id="29" w:name="reproduction-commands"/>
     <w:p>
       <w:pPr>
         <w:pStyle w:val="Heading2"/>
@@ -5205,7 +5818,7 @@
         <w:rPr>
           <w:rFonts w:ascii="Calibri" w:hAnsi="Calibri"/>
         </w:rPr>
-        <w:t xml:space="preserve">Current non-browser local result: 20/20 files and 199/199 tests passed; 8</w:t>
+        <w:t xml:space="preserve">Candidate</w:t>
       </w:r>
       <w:r>
         <w:rPr>
@@ -5215,6 +5828,63 @@
       </w:r>
       <w:r>
         <w:rPr>
+          <w:rStyle w:val="VerbatimChar"/>
+          <w:rFonts w:ascii="Calibri" w:hAnsi="Calibri"/>
+        </w:rPr>
+        <w:t xml:space="preserve">816e1c4</w:t>
+      </w:r>
+      <w:r>
+        <w:rPr>
+          <w:rFonts w:ascii="Calibri" w:hAnsi="Calibri"/>
+        </w:rPr>
+        <w:t xml:space="preserve"> </w:t>
+      </w:r>
+      <w:r>
+        <w:rPr>
+          <w:rFonts w:ascii="Calibri" w:hAnsi="Calibri"/>
+        </w:rPr>
+        <w:t xml:space="preserve">result in CI run</w:t>
+      </w:r>
+      <w:r>
+        <w:rPr>
+          <w:rFonts w:ascii="Calibri" w:hAnsi="Calibri"/>
+        </w:rPr>
+        <w:t xml:space="preserve"> </w:t>
+      </w:r>
+      <w:hyperlink r:id="rId28">
+        <w:r>
+          <w:rPr>
+            <w:rStyle w:val="Hyperlink"/>
+          </w:rPr>
+          <w:t xml:space="preserve">31377511113</w:t>
+        </w:r>
+      </w:hyperlink>
+      <w:r>
+        <w:rPr>
+          <w:rFonts w:ascii="Calibri" w:hAnsi="Calibri"/>
+        </w:rPr>
+        <w:t xml:space="preserve">:</w:t>
+      </w:r>
+      <w:r>
+        <w:rPr>
+          <w:rFonts w:ascii="Calibri" w:hAnsi="Calibri"/>
+        </w:rPr>
+        <w:t xml:space="preserve"> </w:t>
+      </w:r>
+      <w:r>
+        <w:rPr>
+          <w:rFonts w:ascii="Calibri" w:hAnsi="Calibri"/>
+        </w:rPr>
+        <w:t xml:space="preserve">20/20 files and 199/199 tests passed; 8</w:t>
+      </w:r>
+      <w:r>
+        <w:rPr>
+          <w:rFonts w:ascii="Calibri" w:hAnsi="Calibri"/>
+        </w:rPr>
+        <w:t xml:space="preserve"> </w:t>
+      </w:r>
+      <w:r>
+        <w:rPr>
           <w:rFonts w:ascii="Calibri" w:hAnsi="Calibri"/>
         </w:rPr>
         <w:t xml:space="preserve">fidelity cases, 31 items and 234 comparisons with 0 mismatch; 12 adversarial</w:t>
@@ -5253,11 +5923,35 @@
         <w:rPr>
           <w:rFonts w:ascii="Calibri" w:hAnsi="Calibri"/>
         </w:rPr>
-        <w:t xml:space="preserve">allowlist checks.</w:t>
+        <w:t xml:space="preserve">allowlist checks. The rendered artefact contains 135/135 state/profile rows,</w:t>
+      </w:r>
+      <w:r>
+        <w:rPr>
+          <w:rFonts w:ascii="Calibri" w:hAnsi="Calibri"/>
+        </w:rPr>
+        <w:t xml:space="preserve"> </w:t>
+      </w:r>
+      <w:r>
+        <w:rPr>
+          <w:rFonts w:ascii="Calibri" w:hAnsi="Calibri"/>
+        </w:rPr>
+        <w:t xml:space="preserve">0 violations, 13 incomplete contrast results involving 20 node occurrences, 0 overflow</w:t>
+      </w:r>
+      <w:r>
+        <w:rPr>
+          <w:rFonts w:ascii="Calibri" w:hAnsi="Calibri"/>
+        </w:rPr>
+        <w:t xml:space="preserve"> </w:t>
+      </w:r>
+      <w:r>
+        <w:rPr>
+          <w:rFonts w:ascii="Calibri" w:hAnsi="Calibri"/>
+        </w:rPr>
+        <w:t xml:space="preserve">failures, 0 critical target-size failures and no missing row.</w:t>
       </w:r>
     </w:p>
-    <w:bookmarkEnd w:id="28"/>
-    <w:bookmarkStart w:id="29" w:name="release-complete-checklist"/>
+    <w:bookmarkEnd w:id="29"/>
+    <w:bookmarkStart w:id="30" w:name="release-complete-checklist"/>
     <w:p>
       <w:pPr>
         <w:pStyle w:val="Heading2"/>
@@ -5285,7 +5979,32 @@
         <w:rPr>
           <w:rFonts w:ascii="Calibri" w:hAnsi="Calibri"/>
         </w:rPr>
-        <w:t xml:space="preserve">☐ Push the candidate to Draft PR #68.</w:t>
+        <w:t xml:space="preserve">☒ Push candidate</w:t>
+      </w:r>
+      <w:r>
+        <w:rPr>
+          <w:rFonts w:ascii="Calibri" w:hAnsi="Calibri"/>
+        </w:rPr>
+        <w:t xml:space="preserve"> </w:t>
+      </w:r>
+      <w:r>
+        <w:rPr>
+          <w:rStyle w:val="VerbatimChar"/>
+          <w:rFonts w:ascii="Calibri" w:hAnsi="Calibri"/>
+        </w:rPr>
+        <w:t xml:space="preserve">816e1c4</w:t>
+      </w:r>
+      <w:r>
+        <w:rPr>
+          <w:rFonts w:ascii="Calibri" w:hAnsi="Calibri"/>
+        </w:rPr>
+        <w:t xml:space="preserve"> </w:t>
+      </w:r>
+      <w:r>
+        <w:rPr>
+          <w:rFonts w:ascii="Calibri" w:hAnsi="Calibri"/>
+        </w:rPr>
+        <w:t xml:space="preserve">to Draft PR #68.</w:t>
       </w:r>
     </w:p>
     <w:p>
@@ -5302,7 +6021,7 @@
         <w:rPr>
           <w:rFonts w:ascii="Calibri" w:hAnsi="Calibri"/>
         </w:rPr>
-        <w:t xml:space="preserve">☐ Obtain current-candidate CI with 135/135 rendered state/profile rows.</w:t>
+        <w:t xml:space="preserve">☒ Obtain current-candidate CI with 135/135 rendered state/profile rows.</w:t>
       </w:r>
     </w:p>
     <w:p>
@@ -5319,7 +6038,70 @@
         <w:rPr>
           <w:rFonts w:ascii="Calibri" w:hAnsi="Calibri"/>
         </w:rPr>
-        <w:t xml:space="preserve">☐ Retain quantified technical, rendered accessibility and cross-browser artefacts tied to the commit SHA.</w:t>
+        <w:t xml:space="preserve">☒ Retain quantified technical, rendered accessibility and cross-browser artefacts tied to the commit SHA (run</w:t>
+      </w:r>
+      <w:r>
+        <w:rPr>
+          <w:rFonts w:ascii="Calibri" w:hAnsi="Calibri"/>
+        </w:rPr>
+        <w:t xml:space="preserve"> </w:t>
+      </w:r>
+      <w:r>
+        <w:rPr>
+          <w:rStyle w:val="VerbatimChar"/>
+          <w:rFonts w:ascii="Calibri" w:hAnsi="Calibri"/>
+        </w:rPr>
+        <w:t xml:space="preserve">31377511113</w:t>
+      </w:r>
+      <w:r>
+        <w:rPr>
+          <w:rFonts w:ascii="Calibri" w:hAnsi="Calibri"/>
+        </w:rPr>
+        <w:t xml:space="preserve">, artifact IDs</w:t>
+      </w:r>
+      <w:r>
+        <w:rPr>
+          <w:rFonts w:ascii="Calibri" w:hAnsi="Calibri"/>
+        </w:rPr>
+        <w:t xml:space="preserve"> </w:t>
+      </w:r>
+      <w:r>
+        <w:rPr>
+          <w:rStyle w:val="VerbatimChar"/>
+          <w:rFonts w:ascii="Calibri" w:hAnsi="Calibri"/>
+        </w:rPr>
+        <w:t xml:space="preserve">9058573437</w:t>
+      </w:r>
+      <w:r>
+        <w:rPr>
+          <w:rFonts w:ascii="Calibri" w:hAnsi="Calibri"/>
+        </w:rPr>
+        <w:t xml:space="preserve"> </w:t>
+      </w:r>
+      <w:r>
+        <w:rPr>
+          <w:rFonts w:ascii="Calibri" w:hAnsi="Calibri"/>
+        </w:rPr>
+        <w:t xml:space="preserve">and</w:t>
+      </w:r>
+      <w:r>
+        <w:rPr>
+          <w:rFonts w:ascii="Calibri" w:hAnsi="Calibri"/>
+        </w:rPr>
+        <w:t xml:space="preserve"> </w:t>
+      </w:r>
+      <w:r>
+        <w:rPr>
+          <w:rStyle w:val="VerbatimChar"/>
+          <w:rFonts w:ascii="Calibri" w:hAnsi="Calibri"/>
+        </w:rPr>
+        <w:t xml:space="preserve">9058513218</w:t>
+      </w:r>
+      <w:r>
+        <w:rPr>
+          <w:rFonts w:ascii="Calibri" w:hAnsi="Calibri"/>
+        </w:rPr>
+        <w:t xml:space="preserve">).</w:t>
       </w:r>
     </w:p>
     <w:p>
@@ -5336,7 +6118,7 @@
         <w:rPr>
           <w:rFonts w:ascii="Calibri" w:hAnsi="Calibri"/>
         </w:rPr>
-        <w:t xml:space="preserve">☐ Obtain review/merge authority and deploy that verified commit to Pages.</w:t>
+        <w:t xml:space="preserve">☐ Inspect and record all 20 reported overlap-dependent axe contrast occurrences; do not count them as 20 unique defects or as automatic passes.</w:t>
       </w:r>
     </w:p>
     <w:p>
@@ -5353,7 +6135,7 @@
         <w:rPr>
           <w:rFonts w:ascii="Calibri" w:hAnsi="Calibri"/>
         </w:rPr>
-        <w:t xml:space="preserve">☐ Re-test F1–F4 and the German endpoint case on the deployment. F1 includes changing item 2 and cancelling before a separate Save run; verify answer, route, score, recovery record, focus and visible label command.</w:t>
+        <w:t xml:space="preserve">☐ Obtain review/merge authority and deploy that verified commit to Pages.</w:t>
       </w:r>
     </w:p>
     <w:p>
@@ -5370,7 +6152,7 @@
         <w:rPr>
           <w:rFonts w:ascii="Calibri" w:hAnsi="Calibri"/>
         </w:rPr>
-        <w:t xml:space="preserve">☐ Execute A01–A33 on R1–R4 and retain exact observations.</w:t>
+        <w:t xml:space="preserve">☐ Re-test F1–F4 and the German endpoint case on the deployment. F1 includes changing item 2 and cancelling before a separate Save run; verify answer, route, score, recovery record, focus and visible label command.</w:t>
       </w:r>
     </w:p>
     <w:p>
@@ -5387,7 +6169,7 @@
         <w:rPr>
           <w:rFonts w:ascii="Calibri" w:hAnsi="Calibri"/>
         </w:rPr>
-        <w:t xml:space="preserve">☐ Record failures honestly, fix them and re-run; do not convert NT/NA into pass.</w:t>
+        <w:t xml:space="preserve">☐ Execute A01–A33 on R1–R4 and retain exact observations.</w:t>
       </w:r>
     </w:p>
     <w:p>
@@ -5404,7 +6186,7 @@
         <w:rPr>
           <w:rFonts w:ascii="Calibri" w:hAnsi="Calibri"/>
         </w:rPr>
-        <w:t xml:space="preserve">☐ Update matrix statuses only from the resulting evidence.</w:t>
+        <w:t xml:space="preserve">☐ Record failures honestly, fix them and re-run; do not convert NT/NA into pass.</w:t>
       </w:r>
     </w:p>
     <w:p>
@@ -5421,11 +6203,28 @@
         <w:rPr>
           <w:rFonts w:ascii="Calibri" w:hAnsi="Calibri"/>
         </w:rPr>
-        <w:t xml:space="preserve">☐ Send the deployed URL, immutable SHA, CI/artifact links, matrix v6.2 and completed audit to the supervisor.</w:t>
+        <w:t xml:space="preserve">☐ Update matrix statuses only from the resulting evidence.</w:t>
       </w:r>
     </w:p>
-    <w:bookmarkEnd w:id="29"/>
+    <w:p>
+      <w:pPr>
+        <w:numPr>
+          <w:ilvl w:val="0"/>
+          <w:numId w:val="1002"/>
+        </w:numPr>
+        <w:pStyle w:val="Compact"/>
+        <w:spacing w:after="160" w:line="280" w:lineRule="auto"/>
+        <w:ind w:left="720" w:hanging="360"/>
+      </w:pPr>
+      <w:r>
+        <w:rPr>
+          <w:rFonts w:ascii="Calibri" w:hAnsi="Calibri"/>
+        </w:rPr>
+        <w:t xml:space="preserve">☐ Send the deployed URL, immutable SHA, CI/artifact links, matrix v6.3 and completed audit to the supervisor.</w:t>
+      </w:r>
+    </w:p>
     <w:bookmarkEnd w:id="30"/>
+    <w:bookmarkEnd w:id="31"/>
     <w:sectPr>
       <w:headerReference w:type="default" r:id="rId9"/>
       <w:footerReference w:type="default" r:id="rId10"/>

--- a/deliverables/AQP_Supervisor_Feedback_Closure_Matrix_v2.docx
+++ b/deliverables/AQP_Supervisor_Feedback_Closure_Matrix_v2.docx
@@ -28,7 +28,7 @@
         <w:rPr>
           <w:rFonts w:ascii="Calibri" w:hAnsi="Calibri"/>
         </w:rPr>
-        <w:t xml:space="preserve">Version: 2.4</w:t>
+        <w:t xml:space="preserve">Version: 2.5</w:t>
       </w:r>
       <w:r>
         <w:rPr>
@@ -1545,7 +1545,36 @@
                 <w:rFonts w:ascii="Calibri" w:hAnsi="Calibri"/>
                 <w:sz w:val="15"/>
               </w:rPr>
-              <w:t xml:space="preserve">Version 4 configuration/result schemas, canonical SHA-256, CSV/Qualtrics fields and fail-closed checks.</w:t>
+              <w:t xml:space="preserve">Version 4 configuration/result schemas, canonical SHA-256, immutable result definition snapshot, CSV/Qualtrics fields and fail-closed checks. The Qualtrics parent requires a valid fingerprint plus matching snapshot metadata and writes</w:t>
+            </w:r>
+            <w:r>
+              <w:rPr>
+                <w:rFonts w:ascii="Calibri" w:hAnsi="Calibri"/>
+                <w:sz w:val="15"/>
+              </w:rPr>
+              <w:t xml:space="preserve"> </w:t>
+            </w:r>
+            <w:r>
+              <w:rPr>
+                <w:rStyle w:val="VerbatimChar"/>
+                <w:rFonts w:ascii="Calibri" w:hAnsi="Calibri"/>
+                <w:sz w:val="15"/>
+              </w:rPr>
+              <w:t xml:space="preserve">AQP_ACCEPTED = 1</w:t>
+            </w:r>
+            <w:r>
+              <w:rPr>
+                <w:rFonts w:ascii="Calibri" w:hAnsi="Calibri"/>
+                <w:sz w:val="15"/>
+              </w:rPr>
+              <w:t xml:space="preserve"> </w:t>
+            </w:r>
+            <w:r>
+              <w:rPr>
+                <w:rFonts w:ascii="Calibri" w:hAnsi="Calibri"/>
+                <w:sz w:val="15"/>
+              </w:rPr>
+              <w:t xml:space="preserve">only after every staged field succeeds.</w:t>
             </w:r>
           </w:p>
         </w:tc>
@@ -1571,7 +1600,36 @@
                 <w:rFonts w:ascii="Calibri" w:hAnsi="Calibri"/>
                 <w:sz w:val="15"/>
               </w:rPr>
-              <w:t xml:space="preserve">Missing/stale hash link, submission and stored-result tamper tests; export reconstruction test.</w:t>
+              <w:t xml:space="preserve">Missing/stale hash link, submission and stored-result tamper tests; export reconstruction; missing/malformed runtime fingerprint and missing snapshot rejection; injected</w:t>
+            </w:r>
+            <w:r>
+              <w:rPr>
+                <w:rFonts w:ascii="Calibri" w:hAnsi="Calibri"/>
+                <w:sz w:val="15"/>
+              </w:rPr>
+              <w:t xml:space="preserve"> </w:t>
+            </w:r>
+            <w:r>
+              <w:rPr>
+                <w:rStyle w:val="VerbatimChar"/>
+                <w:rFonts w:ascii="Calibri" w:hAnsi="Calibri"/>
+                <w:sz w:val="15"/>
+              </w:rPr>
+              <w:t xml:space="preserve">AQP_RAW_05</w:t>
+            </w:r>
+            <w:r>
+              <w:rPr>
+                <w:rFonts w:ascii="Calibri" w:hAnsi="Calibri"/>
+                <w:sz w:val="15"/>
+              </w:rPr>
+              <w:t xml:space="preserve"> </w:t>
+            </w:r>
+            <w:r>
+              <w:rPr>
+                <w:rFonts w:ascii="Calibri" w:hAnsi="Calibri"/>
+                <w:sz w:val="15"/>
+              </w:rPr>
+              <w:t xml:space="preserve">staging failure with no acceptance marker.</w:t>
             </w:r>
           </w:p>
         </w:tc>
@@ -1597,7 +1655,58 @@
                 <w:rFonts w:ascii="Calibri" w:hAnsi="Calibri"/>
                 <w:sz w:val="15"/>
               </w:rPr>
-              <w:t xml:space="preserve">Local-pass.</w:t>
+              <w:t xml:space="preserve">CI-pass on candidate</w:t>
+            </w:r>
+            <w:r>
+              <w:rPr>
+                <w:rFonts w:ascii="Calibri" w:hAnsi="Calibri"/>
+                <w:sz w:val="15"/>
+              </w:rPr>
+              <w:t xml:space="preserve"> </w:t>
+            </w:r>
+            <w:r>
+              <w:rPr>
+                <w:rStyle w:val="VerbatimChar"/>
+                <w:rFonts w:ascii="Calibri" w:hAnsi="Calibri"/>
+                <w:sz w:val="15"/>
+              </w:rPr>
+              <w:t xml:space="preserve">4fe422c</w:t>
+            </w:r>
+            <w:r>
+              <w:rPr>
+                <w:rFonts w:ascii="Calibri" w:hAnsi="Calibri"/>
+                <w:sz w:val="15"/>
+              </w:rPr>
+              <w:t xml:space="preserve"> </w:t>
+            </w:r>
+            <w:r>
+              <w:rPr>
+                <w:rFonts w:ascii="Calibri" w:hAnsi="Calibri"/>
+                <w:sz w:val="15"/>
+              </w:rPr>
+              <w:t xml:space="preserve">in run</w:t>
+            </w:r>
+            <w:r>
+              <w:rPr>
+                <w:rFonts w:ascii="Calibri" w:hAnsi="Calibri"/>
+                <w:sz w:val="15"/>
+              </w:rPr>
+              <w:t xml:space="preserve"> </w:t>
+            </w:r>
+            <w:r>
+              <w:rPr>
+                <w:rStyle w:val="VerbatimChar"/>
+                <w:rFonts w:ascii="Calibri" w:hAnsi="Calibri"/>
+                <w:sz w:val="15"/>
+              </w:rPr>
+              <w:t xml:space="preserve">31399712181</w:t>
+            </w:r>
+            <w:r>
+              <w:rPr>
+                <w:rFonts w:ascii="Calibri" w:hAnsi="Calibri"/>
+                <w:sz w:val="15"/>
+              </w:rPr>
+              <w:t xml:space="preserve">: 208/208 deterministic tests, 9/9 rendered-browser tests, 3/3 browser-support routes and release synchronisation passed.</w:t>
             </w:r>
           </w:p>
         </w:tc>
@@ -1623,7 +1732,29 @@
                 <w:rFonts w:ascii="Calibri" w:hAnsi="Calibri"/>
                 <w:sz w:val="15"/>
               </w:rPr>
-              <w:t xml:space="preserve">CI and deployed tampered-link/submission checks. The hash proves consistency, not authenticated authorship.</w:t>
+              <w:t xml:space="preserve">Re-test tampered link/submission and one fresh synthetic Qualtrics row after an authorised deployment. Confirm</w:t>
+            </w:r>
+            <w:r>
+              <w:rPr>
+                <w:rFonts w:ascii="Calibri" w:hAnsi="Calibri"/>
+                <w:sz w:val="15"/>
+              </w:rPr>
+              <w:t xml:space="preserve"> </w:t>
+            </w:r>
+            <w:r>
+              <w:rPr>
+                <w:rStyle w:val="VerbatimChar"/>
+                <w:rFonts w:ascii="Calibri" w:hAnsi="Calibri"/>
+                <w:sz w:val="15"/>
+              </w:rPr>
+              <w:t xml:space="preserve">AQP_ACCEPTED = 1</w:t>
+            </w:r>
+            <w:r>
+              <w:rPr>
+                <w:rFonts w:ascii="Calibri" w:hAnsi="Calibri"/>
+                <w:sz w:val="15"/>
+              </w:rPr>
+              <w:t xml:space="preserve">, a valid definition hash and reconstructable raw record. The fingerprint proves internal consistency and identifiability, not authenticated authorship or resistance to replacement of both unsigned definition and hash.</w:t>
             </w:r>
           </w:p>
         </w:tc>
@@ -4143,7 +4274,7 @@
                 <w:rFonts w:ascii="Calibri" w:hAnsi="Calibri"/>
                 <w:sz w:val="15"/>
               </w:rPr>
-              <w:t xml:space="preserve">C7 requires canonical hash agreement, rejection of missing/stale Version 4 hashes and export-only reconstruction.</w:t>
+              <w:t xml:space="preserve">C7 requires canonical hash agreement, rejection of missing/stale Version 4 hashes and export-only reconstruction. Qualtrics host acceptance additionally requires a schema-complete definition snapshot and a last-write acceptance marker.</w:t>
             </w:r>
           </w:p>
         </w:tc>
@@ -4169,7 +4300,58 @@
                 <w:rFonts w:ascii="Calibri" w:hAnsi="Calibri"/>
                 <w:sz w:val="15"/>
               </w:rPr>
-              <w:t xml:space="preserve">Local-pass; release verification pending.</w:t>
+              <w:t xml:space="preserve">CI-pass on candidate</w:t>
+            </w:r>
+            <w:r>
+              <w:rPr>
+                <w:rFonts w:ascii="Calibri" w:hAnsi="Calibri"/>
+                <w:sz w:val="15"/>
+              </w:rPr>
+              <w:t xml:space="preserve"> </w:t>
+            </w:r>
+            <w:r>
+              <w:rPr>
+                <w:rStyle w:val="VerbatimChar"/>
+                <w:rFonts w:ascii="Calibri" w:hAnsi="Calibri"/>
+                <w:sz w:val="15"/>
+              </w:rPr>
+              <w:t xml:space="preserve">4fe422c</w:t>
+            </w:r>
+            <w:r>
+              <w:rPr>
+                <w:rFonts w:ascii="Calibri" w:hAnsi="Calibri"/>
+                <w:sz w:val="15"/>
+              </w:rPr>
+              <w:t xml:space="preserve"> </w:t>
+            </w:r>
+            <w:r>
+              <w:rPr>
+                <w:rFonts w:ascii="Calibri" w:hAnsi="Calibri"/>
+                <w:sz w:val="15"/>
+              </w:rPr>
+              <w:t xml:space="preserve">in run</w:t>
+            </w:r>
+            <w:r>
+              <w:rPr>
+                <w:rFonts w:ascii="Calibri" w:hAnsi="Calibri"/>
+                <w:sz w:val="15"/>
+              </w:rPr>
+              <w:t xml:space="preserve"> </w:t>
+            </w:r>
+            <w:r>
+              <w:rPr>
+                <w:rStyle w:val="VerbatimChar"/>
+                <w:rFonts w:ascii="Calibri" w:hAnsi="Calibri"/>
+                <w:sz w:val="15"/>
+              </w:rPr>
+              <w:t xml:space="preserve">31399712181</w:t>
+            </w:r>
+            <w:r>
+              <w:rPr>
+                <w:rFonts w:ascii="Calibri" w:hAnsi="Calibri"/>
+                <w:sz w:val="15"/>
+              </w:rPr>
+              <w:t xml:space="preserve">; deployment and fresh synthetic Qualtrics-row verification remain pending.</w:t>
             </w:r>
           </w:p>
         </w:tc>
@@ -5831,7 +6013,7 @@
           <w:rStyle w:val="VerbatimChar"/>
           <w:rFonts w:ascii="Calibri" w:hAnsi="Calibri"/>
         </w:rPr>
-        <w:t xml:space="preserve">816e1c4</w:t>
+        <w:t xml:space="preserve">4fe422c</w:t>
       </w:r>
       <w:r>
         <w:rPr>
@@ -5856,7 +6038,7 @@
           <w:rPr>
             <w:rStyle w:val="Hyperlink"/>
           </w:rPr>
-          <w:t xml:space="preserve">31377511113</w:t>
+          <w:t xml:space="preserve">31399712181</w:t>
         </w:r>
       </w:hyperlink>
       <w:r>
@@ -5875,7 +6057,7 @@
         <w:rPr>
           <w:rFonts w:ascii="Calibri" w:hAnsi="Calibri"/>
         </w:rPr>
-        <w:t xml:space="preserve">20/20 files and 199/199 tests passed; 8</w:t>
+        <w:t xml:space="preserve">20/20 files and 208/208 tests passed; 8</w:t>
       </w:r>
       <w:r>
         <w:rPr>
@@ -5992,7 +6174,7 @@
           <w:rStyle w:val="VerbatimChar"/>
           <w:rFonts w:ascii="Calibri" w:hAnsi="Calibri"/>
         </w:rPr>
-        <w:t xml:space="preserve">816e1c4</w:t>
+        <w:t xml:space="preserve">4fe422c</w:t>
       </w:r>
       <w:r>
         <w:rPr>
@@ -6051,13 +6233,13 @@
           <w:rStyle w:val="VerbatimChar"/>
           <w:rFonts w:ascii="Calibri" w:hAnsi="Calibri"/>
         </w:rPr>
-        <w:t xml:space="preserve">31377511113</w:t>
-      </w:r>
-      <w:r>
-        <w:rPr>
-          <w:rFonts w:ascii="Calibri" w:hAnsi="Calibri"/>
-        </w:rPr>
-        <w:t xml:space="preserve">, artifact IDs</w:t>
+        <w:t xml:space="preserve">31399712181</w:t>
+      </w:r>
+      <w:r>
+        <w:rPr>
+          <w:rFonts w:ascii="Calibri" w:hAnsi="Calibri"/>
+        </w:rPr>
+        <w:t xml:space="preserve">; rendered artifact</w:t>
       </w:r>
       <w:r>
         <w:rPr>
@@ -6070,7 +6252,13 @@
           <w:rStyle w:val="VerbatimChar"/>
           <w:rFonts w:ascii="Calibri" w:hAnsi="Calibri"/>
         </w:rPr>
-        <w:t xml:space="preserve">9058573437</w:t>
+        <w:t xml:space="preserve">9067181758</w:t>
+      </w:r>
+      <w:r>
+        <w:rPr>
+          <w:rFonts w:ascii="Calibri" w:hAnsi="Calibri"/>
+        </w:rPr>
+        <w:t xml:space="preserve">, SHA-256</w:t>
       </w:r>
       <w:r>
         <w:rPr>
@@ -6080,9 +6268,16 @@
       </w:r>
       <w:r>
         <w:rPr>
-          <w:rFonts w:ascii="Calibri" w:hAnsi="Calibri"/>
-        </w:rPr>
-        <w:t xml:space="preserve">and</w:t>
+          <w:rStyle w:val="VerbatimChar"/>
+          <w:rFonts w:ascii="Calibri" w:hAnsi="Calibri"/>
+        </w:rPr>
+        <w:t xml:space="preserve">52b4631a98d03857d10356632bf09a3c7ac3627a1f7dca822b9052f2a02a8adb</w:t>
+      </w:r>
+      <w:r>
+        <w:rPr>
+          <w:rFonts w:ascii="Calibri" w:hAnsi="Calibri"/>
+        </w:rPr>
+        <w:t xml:space="preserve">; quantified artifact</w:t>
       </w:r>
       <w:r>
         <w:rPr>
@@ -6095,7 +6290,26 @@
           <w:rStyle w:val="VerbatimChar"/>
           <w:rFonts w:ascii="Calibri" w:hAnsi="Calibri"/>
         </w:rPr>
-        <w:t xml:space="preserve">9058513218</w:t>
+        <w:t xml:space="preserve">9067100601</w:t>
+      </w:r>
+      <w:r>
+        <w:rPr>
+          <w:rFonts w:ascii="Calibri" w:hAnsi="Calibri"/>
+        </w:rPr>
+        <w:t xml:space="preserve">, SHA-256</w:t>
+      </w:r>
+      <w:r>
+        <w:rPr>
+          <w:rFonts w:ascii="Calibri" w:hAnsi="Calibri"/>
+        </w:rPr>
+        <w:t xml:space="preserve"> </w:t>
+      </w:r>
+      <w:r>
+        <w:rPr>
+          <w:rStyle w:val="VerbatimChar"/>
+          <w:rFonts w:ascii="Calibri" w:hAnsi="Calibri"/>
+        </w:rPr>
+        <w:t xml:space="preserve">10bc877be89e9ed32c397e4d15a36aae324389a871386280661e3b74f4cd8686</w:t>
       </w:r>
       <w:r>
         <w:rPr>

--- a/deliverables/AQP_Supervisor_Feedback_Closure_Matrix_v2.docx
+++ b/deliverables/AQP_Supervisor_Feedback_Closure_Matrix_v2.docx
@@ -28,7 +28,7 @@
         <w:rPr>
           <w:rFonts w:ascii="Calibri" w:hAnsi="Calibri"/>
         </w:rPr>
-        <w:t xml:space="preserve">Version: 2.5</w:t>
+        <w:t xml:space="preserve">Version: 2.6</w:t>
       </w:r>
       <w:r>
         <w:rPr>
@@ -1926,14 +1926,7 @@
                 <w:rFonts w:ascii="Calibri" w:hAnsi="Calibri"/>
                 <w:sz w:val="15"/>
               </w:rPr>
-              <w:t xml:space="preserve">816e1c4</w:t>
-            </w:r>
-            <w:r>
-              <w:rPr>
-                <w:rFonts w:ascii="Calibri" w:hAnsi="Calibri"/>
-                <w:sz w:val="15"/>
-              </w:rPr>
-              <w:t xml:space="preserve">: 135/135 rows, 0 violations, 0 overflow failures, 0 critical target-size failures and 0 missing combinations. Thirteen incomplete</w:t>
+              <w:t xml:space="preserve">4fe422c</w:t>
             </w:r>
             <w:r>
               <w:rPr>
@@ -1944,10 +1937,46 @@
             </w:r>
             <w:r>
               <w:rPr>
+                <w:rFonts w:ascii="Calibri" w:hAnsi="Calibri"/>
+                <w:sz w:val="15"/>
+              </w:rPr>
+              <w:t xml:space="preserve">in run</w:t>
+            </w:r>
+            <w:r>
+              <w:rPr>
+                <w:rFonts w:ascii="Calibri" w:hAnsi="Calibri"/>
+                <w:sz w:val="15"/>
+              </w:rPr>
+              <w:t xml:space="preserve"> </w:t>
+            </w:r>
+            <w:r>
+              <w:rPr>
                 <w:rStyle w:val="VerbatimChar"/>
                 <w:rFonts w:ascii="Calibri" w:hAnsi="Calibri"/>
                 <w:sz w:val="15"/>
               </w:rPr>
+              <w:t xml:space="preserve">31399712181</w:t>
+            </w:r>
+            <w:r>
+              <w:rPr>
+                <w:rFonts w:ascii="Calibri" w:hAnsi="Calibri"/>
+                <w:sz w:val="15"/>
+              </w:rPr>
+              <w:t xml:space="preserve">: 27 states × 5 profiles = 135/135 rows; 0 automatically detected axe violations; 13 incomplete</w:t>
+            </w:r>
+            <w:r>
+              <w:rPr>
+                <w:rFonts w:ascii="Calibri" w:hAnsi="Calibri"/>
+                <w:sz w:val="15"/>
+              </w:rPr>
+              <w:t xml:space="preserve"> </w:t>
+            </w:r>
+            <w:r>
+              <w:rPr>
+                <w:rStyle w:val="VerbatimChar"/>
+                <w:rFonts w:ascii="Calibri" w:hAnsi="Calibri"/>
+                <w:sz w:val="15"/>
+              </w:rPr>
               <w:t xml:space="preserve">color-contrast</w:t>
             </w:r>
             <w:r>
@@ -1962,7 +1991,51 @@
                 <w:rFonts w:ascii="Calibri" w:hAnsi="Calibri"/>
                 <w:sz w:val="15"/>
               </w:rPr>
-              <w:t xml:space="preserve">scan results involving 20 gaze-state node occurrences are listed with targets/failure summaries and remain inspection items; a target may recur across state/profile rows.</w:t>
+              <w:t xml:space="preserve">results involving 20 node occurrences retained for manual inspection; 0 horizontal-overflow failures; 0 critical target-size failures; and 0 missing state/profile combinations. Retained rendered artifact</w:t>
+            </w:r>
+            <w:r>
+              <w:rPr>
+                <w:rFonts w:ascii="Calibri" w:hAnsi="Calibri"/>
+                <w:sz w:val="15"/>
+              </w:rPr>
+              <w:t xml:space="preserve"> </w:t>
+            </w:r>
+            <w:r>
+              <w:rPr>
+                <w:rStyle w:val="VerbatimChar"/>
+                <w:rFonts w:ascii="Calibri" w:hAnsi="Calibri"/>
+                <w:sz w:val="15"/>
+              </w:rPr>
+              <w:t xml:space="preserve">9067181758</w:t>
+            </w:r>
+            <w:r>
+              <w:rPr>
+                <w:rFonts w:ascii="Calibri" w:hAnsi="Calibri"/>
+                <w:sz w:val="15"/>
+              </w:rPr>
+              <w:t xml:space="preserve">, SHA-256</w:t>
+            </w:r>
+            <w:r>
+              <w:rPr>
+                <w:rFonts w:ascii="Calibri" w:hAnsi="Calibri"/>
+                <w:sz w:val="15"/>
+              </w:rPr>
+              <w:t xml:space="preserve"> </w:t>
+            </w:r>
+            <w:r>
+              <w:rPr>
+                <w:rStyle w:val="VerbatimChar"/>
+                <w:rFonts w:ascii="Calibri" w:hAnsi="Calibri"/>
+                <w:sz w:val="15"/>
+              </w:rPr>
+              <w:t xml:space="preserve">52b4631a98d03857d10356632bf09a3c7ac3627a1f7dca822b9052f2a02a8adb</w:t>
+            </w:r>
+            <w:r>
+              <w:rPr>
+                <w:rFonts w:ascii="Calibri" w:hAnsi="Calibri"/>
+                <w:sz w:val="15"/>
+              </w:rPr>
+              <w:t xml:space="preserve">. This is bounded browser automation, not a complete WCAG or assistive-technology usability result.</w:t>
             </w:r>
           </w:p>
         </w:tc>

--- a/deliverables/AQP_Supervisor_Feedback_Closure_Matrix_v2.docx
+++ b/deliverables/AQP_Supervisor_Feedback_Closure_Matrix_v2.docx
@@ -28,7 +28,7 @@
         <w:rPr>
           <w:rFonts w:ascii="Calibri" w:hAnsi="Calibri"/>
         </w:rPr>
-        <w:t xml:space="preserve">Version: 2.6</w:t>
+        <w:t xml:space="preserve">Version: 2.7</w:t>
       </w:r>
       <w:r>
         <w:rPr>
@@ -125,7 +125,7 @@
           <w:numId w:val="1001"/>
         </w:numPr>
         <w:pStyle w:val="Compact"/>
-        <w:spacing w:after="160" w:line="280" w:lineRule="auto"/>
+        <w:spacing w:after="80" w:line="252" w:lineRule="auto"/>
         <w:ind w:left="720" w:hanging="360"/>
       </w:pPr>
       <w:r>
@@ -156,7 +156,7 @@
           <w:numId w:val="1001"/>
         </w:numPr>
         <w:pStyle w:val="Compact"/>
-        <w:spacing w:after="160" w:line="280" w:lineRule="auto"/>
+        <w:spacing w:after="80" w:line="252" w:lineRule="auto"/>
         <w:ind w:left="720" w:hanging="360"/>
       </w:pPr>
       <w:r>
@@ -187,7 +187,7 @@
           <w:numId w:val="1001"/>
         </w:numPr>
         <w:pStyle w:val="Compact"/>
-        <w:spacing w:after="160" w:line="280" w:lineRule="auto"/>
+        <w:spacing w:after="80" w:line="252" w:lineRule="auto"/>
         <w:ind w:left="720" w:hanging="360"/>
       </w:pPr>
       <w:r>
@@ -230,7 +230,7 @@
           <w:numId w:val="1001"/>
         </w:numPr>
         <w:pStyle w:val="Compact"/>
-        <w:spacing w:after="160" w:line="280" w:lineRule="auto"/>
+        <w:spacing w:after="80" w:line="252" w:lineRule="auto"/>
         <w:ind w:left="720" w:hanging="360"/>
       </w:pPr>
       <w:r>
@@ -261,7 +261,7 @@
           <w:numId w:val="1001"/>
         </w:numPr>
         <w:pStyle w:val="Compact"/>
-        <w:spacing w:after="160" w:line="280" w:lineRule="auto"/>
+        <w:spacing w:after="80" w:line="252" w:lineRule="auto"/>
         <w:ind w:left="720" w:hanging="360"/>
       </w:pPr>
       <w:r>
@@ -292,7 +292,7 @@
           <w:numId w:val="1001"/>
         </w:numPr>
         <w:pStyle w:val="Compact"/>
-        <w:spacing w:after="160" w:line="280" w:lineRule="auto"/>
+        <w:spacing w:after="80" w:line="252" w:lineRule="auto"/>
         <w:ind w:left="720" w:hanging="360"/>
       </w:pPr>
       <w:r>
@@ -4264,7 +4264,7 @@
                 <w:rFonts w:ascii="Calibri" w:hAnsi="Calibri"/>
                 <w:sz w:val="15"/>
               </w:rPr>
-              <w:t xml:space="preserve">C5 freezes success, time, assist/error, discrepancy, SEQ/SUS and second-coder evidence and prohibits significance tests.</w:t>
+              <w:t xml:space="preserve">C5 separates timed setup from untimed synthetic verification, freezes platform-specific end-state mappings, immediate per-condition SEQ/SUS, critical-error criteria, the separate discrepancy task and one-to-one second-coder evidence; significance tests remain prohibited.</w:t>
             </w:r>
           </w:p>
         </w:tc>
@@ -4290,7 +4290,7 @@
                 <w:rFonts w:ascii="Calibri" w:hAnsi="Calibri"/>
                 <w:sz w:val="15"/>
               </w:rPr>
-              <w:t xml:space="preserve">Rule complete; study Not evidenced.</w:t>
+              <w:t xml:space="preserve">Rule complete in protocol v1.2; study Not evidenced.</w:t>
             </w:r>
           </w:p>
         </w:tc>
@@ -4496,7 +4496,7 @@
                 <w:rFonts w:ascii="Calibri" w:hAnsi="Calibri"/>
                 <w:sz w:val="15"/>
               </w:rPr>
-              <w:t xml:space="preserve">v6.2 has a status for every active row.</w:t>
+              <w:t xml:space="preserve">v6.4 has a status for every active row.</w:t>
             </w:r>
           </w:p>
         </w:tc>
@@ -4541,6 +4541,67 @@
           <w:rFonts w:ascii="Calibri" w:hAnsi="Calibri"/>
         </w:rPr>
         <w:t xml:space="preserve">E. Latest feedback, section 4 — optional observed researcher protocol</w:t>
+      </w:r>
+    </w:p>
+    <w:p>
+      <w:pPr>
+        <w:pStyle w:val="FirstParagraph"/>
+      </w:pPr>
+      <w:r>
+        <w:rPr>
+          <w:rFonts w:ascii="Calibri" w:hAnsi="Calibri"/>
+        </w:rPr>
+        <w:t xml:space="preserve">Overall status:</w:t>
+      </w:r>
+      <w:r>
+        <w:rPr>
+          <w:rFonts w:ascii="Calibri" w:hAnsi="Calibri"/>
+        </w:rPr>
+        <w:t xml:space="preserve"> </w:t>
+      </w:r>
+      <w:r>
+        <w:rPr>
+          <w:bCs/>
+          <w:rFonts w:ascii="Calibri" w:hAnsi="Calibri"/>
+          <w:b/>
+        </w:rPr>
+        <w:t xml:space="preserve">Protocol-ready / Not evidenced.</w:t>
+      </w:r>
+      <w:r>
+        <w:rPr>
+          <w:rFonts w:ascii="Calibri" w:hAnsi="Calibri"/>
+        </w:rPr>
+        <w:t xml:space="preserve"> </w:t>
+      </w:r>
+      <w:r>
+        <w:rPr>
+          <w:rFonts w:ascii="Calibri" w:hAnsi="Calibri"/>
+        </w:rPr>
+        <w:t xml:space="preserve">Protocol v1.2 is executable</w:t>
+      </w:r>
+      <w:r>
+        <w:rPr>
+          <w:rFonts w:ascii="Calibri" w:hAnsi="Calibri"/>
+        </w:rPr>
+        <w:t xml:space="preserve"> </w:t>
+      </w:r>
+      <w:r>
+        <w:rPr>
+          <w:rFonts w:ascii="Calibri" w:hAnsi="Calibri"/>
+        </w:rPr>
+        <w:t xml:space="preserve">once every activation gate and written ethics approval are present; no human</w:t>
+      </w:r>
+      <w:r>
+        <w:rPr>
+          <w:rFonts w:ascii="Calibri" w:hAnsi="Calibri"/>
+        </w:rPr>
+        <w:t xml:space="preserve"> </w:t>
+      </w:r>
+      <w:r>
+        <w:rPr>
+          <w:rFonts w:ascii="Calibri" w:hAnsi="Calibri"/>
+        </w:rPr>
+        <w:t xml:space="preserve">outcome is inferred from the protocol itself.</w:t>
       </w:r>
     </w:p>
     <w:tbl>
@@ -4673,7 +4734,7 @@
                 <w:rFonts w:ascii="Calibri" w:hAnsi="Calibri"/>
                 <w:sz w:val="15"/>
               </w:rPr>
-              <w:t xml:space="preserve">Define Qualtrics start/end state.</w:t>
+              <w:t xml:space="preserve">Define matched start/end states and collection routes.</w:t>
             </w:r>
           </w:p>
         </w:tc>
@@ -4699,7 +4760,36 @@
                 <w:rFonts w:ascii="Calibri" w:hAnsi="Calibri"/>
                 <w:sz w:val="15"/>
               </w:rPr>
-              <w:t xml:space="preserve">A frozen UCL Qualtrics template already contains the ten SUS items, values, required setting, one-question-per-page structure and checked Brooke scoring; participants do not type from scratch. Required end state is identical and independently checked.</w:t>
+              <w:t xml:space="preserve">AQP starts with built-in SUS and must end in local same-browser collection. The frozen UCL Qualtrics template contains SUS and an empty</w:t>
+            </w:r>
+            <w:r>
+              <w:rPr>
+                <w:rFonts w:ascii="Calibri" w:hAnsi="Calibri"/>
+                <w:sz w:val="15"/>
+              </w:rPr>
+              <w:t xml:space="preserve"> </w:t>
+            </w:r>
+            <w:r>
+              <w:rPr>
+                <w:rStyle w:val="VerbatimChar"/>
+                <w:rFonts w:ascii="Calibri" w:hAnsi="Calibri"/>
+                <w:sz w:val="15"/>
+              </w:rPr>
+              <w:t xml:space="preserve">participant_code</w:t>
+            </w:r>
+            <w:r>
+              <w:rPr>
+                <w:rFonts w:ascii="Calibri" w:hAnsi="Calibri"/>
+                <w:sz w:val="15"/>
+              </w:rPr>
+              <w:t xml:space="preserve"> </w:t>
+            </w:r>
+            <w:r>
+              <w:rPr>
+                <w:rFonts w:ascii="Calibri" w:hAnsi="Calibri"/>
+                <w:sz w:val="15"/>
+              </w:rPr>
+              <w:t xml:space="preserve">route. A platform-specific map defines the exact visible title/task, identity, required/paging, link, score and export evidence.</w:t>
             </w:r>
           </w:p>
         </w:tc>
@@ -4725,7 +4815,7 @@
                 <w:rFonts w:ascii="Calibri" w:hAnsi="Calibri"/>
                 <w:sz w:val="15"/>
               </w:rPr>
-              <w:t xml:space="preserve">Protocol-ready; template/version/account and final URL must be frozen before preregistration.</w:t>
+              <w:t xml:space="preserve">Protocol-ready; immutable AQP release, Qualtrics template/version/account and final URLs remain activation gates.</w:t>
             </w:r>
           </w:p>
         </w:tc>
@@ -4756,7 +4846,7 @@
                 <w:rFonts w:ascii="Calibri" w:hAnsi="Calibri"/>
                 <w:sz w:val="15"/>
               </w:rPr>
-              <w:t xml:space="preserve">Counterbalance order.</w:t>
+              <w:t xml:space="preserve">Separate participant time from output verification.</w:t>
             </w:r>
           </w:p>
         </w:tc>
@@ -4782,7 +4872,36 @@
                 <w:rFonts w:ascii="Calibri" w:hAnsi="Calibri"/>
                 <w:sz w:val="15"/>
               </w:rPr>
-              <w:t xml:space="preserve">Within-participant AQ/QA allocation, balanced before recruitment and recorded before each session.</w:t>
+              <w:t xml:space="preserve">Timing stops at declaration/20 minutes. Before any feedback the participant completes immediate SEQ/SUS after each condition. Only after both conditions and both measure sheets are complete, the observer submits fixed vector</w:t>
+            </w:r>
+            <w:r>
+              <w:rPr>
+                <w:rFonts w:ascii="Calibri" w:hAnsi="Calibri"/>
+                <w:sz w:val="15"/>
+              </w:rPr>
+              <w:t xml:space="preserve"> </w:t>
+            </w:r>
+            <w:r>
+              <w:rPr>
+                <w:rStyle w:val="VerbatimChar"/>
+                <w:rFonts w:ascii="Calibri" w:hAnsi="Calibri"/>
+                <w:sz w:val="15"/>
+              </w:rPr>
+              <w:t xml:space="preserve">5,1,4,2,3,5,1,4,2,3</w:t>
+            </w:r>
+            <w:r>
+              <w:rPr>
+                <w:rFonts w:ascii="Calibri" w:hAnsi="Calibri"/>
+                <w:sz w:val="15"/>
+              </w:rPr>
+              <w:t xml:space="preserve"> </w:t>
+            </w:r>
+            <w:r>
+              <w:rPr>
+                <w:rFonts w:ascii="Calibri" w:hAnsi="Calibri"/>
+                <w:sz w:val="15"/>
+              </w:rPr>
+              <w:t xml:space="preserve">to each preserved setup, expects SUS 50, and checks link/identity/export without repairing the setup. Verification time is neither task time nor an assist.</w:t>
             </w:r>
           </w:p>
         </w:tc>
@@ -4808,7 +4927,7 @@
                 <w:rFonts w:ascii="Calibri" w:hAnsi="Calibri"/>
                 <w:sz w:val="15"/>
               </w:rPr>
-              <w:t xml:space="preserve">Protocol-ready.</w:t>
+              <w:t xml:space="preserve">Protocol-ready; study Not evidenced.</w:t>
             </w:r>
           </w:p>
         </w:tc>
@@ -4839,7 +4958,7 @@
                 <w:rFonts w:ascii="Calibri" w:hAnsi="Calibri"/>
                 <w:sz w:val="15"/>
               </w:rPr>
-              <w:t xml:space="preserve">Six to eight participants; descriptive/per-participant reporting; no significance tests.</w:t>
+              <w:t xml:space="preserve">Counterbalance order.</w:t>
             </w:r>
           </w:p>
         </w:tc>
@@ -4865,7 +4984,7 @@
                 <w:rFonts w:ascii="Calibri" w:hAnsi="Calibri"/>
                 <w:sz w:val="15"/>
               </w:rPr>
-              <w:t xml:space="preserve">Per-participant rows plus n, median, minimum and maximum; no inferential test or general population claim.</w:t>
+              <w:t xml:space="preserve">Eight concealed slots (4 AQ, 4 QA) are generated before recruitment with a frozen seed/algorithm. If only 6/7 sessions are usable the actual imbalance is reported; post-action slots are never adaptively reused.</w:t>
             </w:r>
           </w:p>
         </w:tc>
@@ -4891,7 +5010,7 @@
                 <w:rFonts w:ascii="Calibri" w:hAnsi="Calibri"/>
                 <w:sz w:val="15"/>
               </w:rPr>
-              <w:t xml:space="preserve">Protocol-ready.</w:t>
+              <w:t xml:space="preserve">Protocol-ready; seed and concealed list remain activation gates.</w:t>
             </w:r>
           </w:p>
         </w:tc>
@@ -4922,7 +5041,7 @@
                 <w:rFonts w:ascii="Calibri" w:hAnsi="Calibri"/>
                 <w:sz w:val="15"/>
               </w:rPr>
-              <w:t xml:space="preserve">Define success, assist and error.</w:t>
+              <w:t xml:space="preserve">Six to eight participants; descriptive/per-participant reporting; no significance tests.</w:t>
             </w:r>
           </w:p>
         </w:tc>
@@ -4948,7 +5067,7 @@
                 <w:rFonts w:ascii="Calibri" w:hAnsi="Calibri"/>
                 <w:sz w:val="15"/>
               </w:rPr>
-              <w:t xml:space="preserve">Operational definitions, 20-minute limit, end-state checklist, self-correction and critical-error rules are frozen in protocol v1.1.</w:t>
+              <w:t xml:space="preserve">Per-participant rows plus n, median, minimum and maximum; no inferential test or general population claim.</w:t>
             </w:r>
           </w:p>
         </w:tc>
@@ -5005,6 +5124,194 @@
                 <w:rFonts w:ascii="Calibri" w:hAnsi="Calibri"/>
                 <w:sz w:val="15"/>
               </w:rPr>
+              <w:t xml:space="preserve">Define success, assist and error.</w:t>
+            </w:r>
+          </w:p>
+        </w:tc>
+        <w:tc>
+          <w:tcPr>
+            <w:tcW w:type="dxa" w:w="4776"/>
+            <w:vAlign w:val="top"/>
+            <w:tcMar>
+              <w:top w:w="80" w:type="dxa"/>
+              <w:bottom w:w="80" w:type="dxa"/>
+              <w:start w:w="120" w:type="dxa"/>
+              <w:end w:w="120" w:type="dxa"/>
+            </w:tcMar>
+          </w:tcPr>
+          <w:p>
+            <w:pPr>
+              <w:pStyle w:val="Compact"/>
+              <w:spacing w:before="0" w:after="60" w:line="240" w:lineRule="auto"/>
+              <w:jc w:val="left"/>
+            </w:pPr>
+            <w:r>
+              <w:rPr>
+                <w:rFonts w:ascii="Calibri" w:hAnsi="Calibri"/>
+                <w:sz w:val="15"/>
+              </w:rPr>
+              <w:t xml:space="preserve">Operational definitions, 20-minute limit, mapped verification checklist and self-correction are frozen. A critical error is an unrecovered error that fails a checkpoint or leaves wrong identity/scoring/value or an unusable link; the coding sheet records</w:t>
+            </w:r>
+            <w:r>
+              <w:rPr>
+                <w:rFonts w:ascii="Calibri" w:hAnsi="Calibri"/>
+                <w:sz w:val="15"/>
+              </w:rPr>
+              <w:t xml:space="preserve"> </w:t>
+            </w:r>
+            <w:r>
+              <w:rPr>
+                <w:rStyle w:val="VerbatimChar"/>
+                <w:rFonts w:ascii="Calibri" w:hAnsi="Calibri"/>
+                <w:sz w:val="15"/>
+              </w:rPr>
+              <w:t xml:space="preserve">Critical?</w:t>
+            </w:r>
+            <w:r>
+              <w:rPr>
+                <w:rFonts w:ascii="Calibri" w:hAnsi="Calibri"/>
+                <w:sz w:val="15"/>
+              </w:rPr>
+              <w:t xml:space="preserve">.</w:t>
+            </w:r>
+          </w:p>
+        </w:tc>
+        <w:tc>
+          <w:tcPr>
+            <w:tcW w:type="dxa" w:w="4994"/>
+            <w:vAlign w:val="top"/>
+            <w:tcMar>
+              <w:top w:w="80" w:type="dxa"/>
+              <w:bottom w:w="80" w:type="dxa"/>
+              <w:start w:w="120" w:type="dxa"/>
+              <w:end w:w="120" w:type="dxa"/>
+            </w:tcMar>
+          </w:tcPr>
+          <w:p>
+            <w:pPr>
+              <w:pStyle w:val="Compact"/>
+              <w:spacing w:before="0" w:after="60" w:line="240" w:lineRule="auto"/>
+              <w:jc w:val="left"/>
+            </w:pPr>
+            <w:r>
+              <w:rPr>
+                <w:rFonts w:ascii="Calibri" w:hAnsi="Calibri"/>
+                <w:sz w:val="15"/>
+              </w:rPr>
+              <w:t xml:space="preserve">Protocol-ready; study Not evidenced.</w:t>
+            </w:r>
+          </w:p>
+        </w:tc>
+      </w:tr>
+      <w:tr>
+        <w:trPr>
+          <w:cantSplit/>
+        </w:trPr>
+        <w:tc>
+          <w:tcPr>
+            <w:tcW w:type="dxa" w:w="4342"/>
+            <w:vAlign w:val="top"/>
+            <w:tcMar>
+              <w:top w:w="80" w:type="dxa"/>
+              <w:bottom w:w="80" w:type="dxa"/>
+              <w:start w:w="120" w:type="dxa"/>
+              <w:end w:w="120" w:type="dxa"/>
+            </w:tcMar>
+          </w:tcPr>
+          <w:p>
+            <w:pPr>
+              <w:pStyle w:val="Compact"/>
+              <w:spacing w:before="0" w:after="60" w:line="240" w:lineRule="auto"/>
+              <w:jc w:val="left"/>
+            </w:pPr>
+            <w:r>
+              <w:rPr>
+                <w:rFonts w:ascii="Calibri" w:hAnsi="Calibri"/>
+                <w:sz w:val="15"/>
+              </w:rPr>
+              <w:t xml:space="preserve">Freeze exact post-task measures and timing.</w:t>
+            </w:r>
+          </w:p>
+        </w:tc>
+        <w:tc>
+          <w:tcPr>
+            <w:tcW w:type="dxa" w:w="4776"/>
+            <w:vAlign w:val="top"/>
+            <w:tcMar>
+              <w:top w:w="80" w:type="dxa"/>
+              <w:bottom w:w="80" w:type="dxa"/>
+              <w:start w:w="120" w:type="dxa"/>
+              <w:end w:w="120" w:type="dxa"/>
+            </w:tcMar>
+          </w:tcPr>
+          <w:p>
+            <w:pPr>
+              <w:pStyle w:val="Compact"/>
+              <w:spacing w:before="0" w:after="60" w:line="240" w:lineRule="auto"/>
+              <w:jc w:val="left"/>
+            </w:pPr>
+            <w:r>
+              <w:rPr>
+                <w:rFonts w:ascii="Calibri" w:hAnsi="Calibri"/>
+                <w:sz w:val="15"/>
+              </w:rPr>
+              <w:t xml:space="preserve">The same neutral Post-Condition Measures Sheet freezes one 1–7 SEQ item, Brooke's ten-item SUS wording/order/anchors/scoring, no-imputation rule and SEQ→SUS administration immediately after each system.</w:t>
+            </w:r>
+          </w:p>
+        </w:tc>
+        <w:tc>
+          <w:tcPr>
+            <w:tcW w:type="dxa" w:w="4994"/>
+            <w:vAlign w:val="top"/>
+            <w:tcMar>
+              <w:top w:w="80" w:type="dxa"/>
+              <w:bottom w:w="80" w:type="dxa"/>
+              <w:start w:w="120" w:type="dxa"/>
+              <w:end w:w="120" w:type="dxa"/>
+            </w:tcMar>
+          </w:tcPr>
+          <w:p>
+            <w:pPr>
+              <w:pStyle w:val="Compact"/>
+              <w:spacing w:before="0" w:after="60" w:line="240" w:lineRule="auto"/>
+              <w:jc w:val="left"/>
+            </w:pPr>
+            <w:r>
+              <w:rPr>
+                <w:rFonts w:ascii="Calibri" w:hAnsi="Calibri"/>
+                <w:sz w:val="15"/>
+              </w:rPr>
+              <w:t xml:space="preserve">Protocol-ready; no human responses exist.</w:t>
+            </w:r>
+          </w:p>
+        </w:tc>
+      </w:tr>
+      <w:tr>
+        <w:trPr>
+          <w:cantSplit/>
+        </w:trPr>
+        <w:tc>
+          <w:tcPr>
+            <w:tcW w:type="dxa" w:w="4342"/>
+            <w:vAlign w:val="top"/>
+            <w:tcMar>
+              <w:top w:w="80" w:type="dxa"/>
+              <w:bottom w:w="80" w:type="dxa"/>
+              <w:start w:w="120" w:type="dxa"/>
+              <w:end w:w="120" w:type="dxa"/>
+            </w:tcMar>
+          </w:tcPr>
+          <w:p>
+            <w:pPr>
+              <w:pStyle w:val="Compact"/>
+              <w:spacing w:before="0" w:after="60" w:line="240" w:lineRule="auto"/>
+              <w:jc w:val="left"/>
+            </w:pPr>
+            <w:r>
+              <w:rPr>
+                <w:rFonts w:ascii="Calibri" w:hAnsi="Calibri"/>
+                <w:sz w:val="15"/>
+              </w:rPr>
               <w:t xml:space="preserve">Fixed script, recording and independent coding.</w:t>
             </w:r>
           </w:p>
@@ -5031,7 +5338,7 @@
                 <w:rFonts w:ascii="Calibri" w:hAnsi="Calibri"/>
                 <w:sz w:val="15"/>
               </w:rPr>
-              <w:t xml:space="preserve">Fixed observer script; screen/shared-window and session audio recorded with consent; second coder independently codes at least two sessions before consensus.</w:t>
+              <w:t xml:space="preserve">Fixed observer script; screen/shared-window and session audio recorded with consent; second coder independently codes at least two sessions before consensus. Event agreement uses one-to-one same-condition/type/category matching within 10 seconds, with each event used once.</w:t>
             </w:r>
           </w:p>
         </w:tc>
@@ -6227,7 +6534,7 @@
           <w:numId w:val="1002"/>
         </w:numPr>
         <w:pStyle w:val="Compact"/>
-        <w:spacing w:after="160" w:line="280" w:lineRule="auto"/>
+        <w:spacing w:after="80" w:line="252" w:lineRule="auto"/>
         <w:ind w:left="720" w:hanging="360"/>
       </w:pPr>
       <w:r>
@@ -6269,7 +6576,7 @@
           <w:numId w:val="1002"/>
         </w:numPr>
         <w:pStyle w:val="Compact"/>
-        <w:spacing w:after="160" w:line="280" w:lineRule="auto"/>
+        <w:spacing w:after="80" w:line="252" w:lineRule="auto"/>
         <w:ind w:left="720" w:hanging="360"/>
       </w:pPr>
       <w:r>
@@ -6286,7 +6593,7 @@
           <w:numId w:val="1002"/>
         </w:numPr>
         <w:pStyle w:val="Compact"/>
-        <w:spacing w:after="160" w:line="280" w:lineRule="auto"/>
+        <w:spacing w:after="80" w:line="252" w:lineRule="auto"/>
         <w:ind w:left="720" w:hanging="360"/>
       </w:pPr>
       <w:r>
@@ -6398,7 +6705,7 @@
           <w:numId w:val="1002"/>
         </w:numPr>
         <w:pStyle w:val="Compact"/>
-        <w:spacing w:after="160" w:line="280" w:lineRule="auto"/>
+        <w:spacing w:after="80" w:line="252" w:lineRule="auto"/>
         <w:ind w:left="720" w:hanging="360"/>
       </w:pPr>
       <w:r>
@@ -6415,7 +6722,7 @@
           <w:numId w:val="1002"/>
         </w:numPr>
         <w:pStyle w:val="Compact"/>
-        <w:spacing w:after="160" w:line="280" w:lineRule="auto"/>
+        <w:spacing w:after="80" w:line="252" w:lineRule="auto"/>
         <w:ind w:left="720" w:hanging="360"/>
       </w:pPr>
       <w:r>
@@ -6432,7 +6739,7 @@
           <w:numId w:val="1002"/>
         </w:numPr>
         <w:pStyle w:val="Compact"/>
-        <w:spacing w:after="160" w:line="280" w:lineRule="auto"/>
+        <w:spacing w:after="80" w:line="252" w:lineRule="auto"/>
         <w:ind w:left="720" w:hanging="360"/>
       </w:pPr>
       <w:r>
@@ -6449,7 +6756,7 @@
           <w:numId w:val="1002"/>
         </w:numPr>
         <w:pStyle w:val="Compact"/>
-        <w:spacing w:after="160" w:line="280" w:lineRule="auto"/>
+        <w:spacing w:after="80" w:line="252" w:lineRule="auto"/>
         <w:ind w:left="720" w:hanging="360"/>
       </w:pPr>
       <w:r>
@@ -6466,7 +6773,7 @@
           <w:numId w:val="1002"/>
         </w:numPr>
         <w:pStyle w:val="Compact"/>
-        <w:spacing w:after="160" w:line="280" w:lineRule="auto"/>
+        <w:spacing w:after="80" w:line="252" w:lineRule="auto"/>
         <w:ind w:left="720" w:hanging="360"/>
       </w:pPr>
       <w:r>
@@ -6483,7 +6790,7 @@
           <w:numId w:val="1002"/>
         </w:numPr>
         <w:pStyle w:val="Compact"/>
-        <w:spacing w:after="160" w:line="280" w:lineRule="auto"/>
+        <w:spacing w:after="80" w:line="252" w:lineRule="auto"/>
         <w:ind w:left="720" w:hanging="360"/>
       </w:pPr>
       <w:r>
@@ -6500,14 +6807,14 @@
           <w:numId w:val="1002"/>
         </w:numPr>
         <w:pStyle w:val="Compact"/>
-        <w:spacing w:after="160" w:line="280" w:lineRule="auto"/>
+        <w:spacing w:after="80" w:line="252" w:lineRule="auto"/>
         <w:ind w:left="720" w:hanging="360"/>
       </w:pPr>
       <w:r>
         <w:rPr>
           <w:rFonts w:ascii="Calibri" w:hAnsi="Calibri"/>
         </w:rPr>
-        <w:t xml:space="preserve">☐ Send the deployed URL, immutable SHA, CI/artifact links, matrix v6.3 and completed audit to the supervisor.</w:t>
+        <w:t xml:space="preserve">☐ Send the deployed URL, immutable SHA, CI/artifact links, matrix v6.4 and completed audit to the supervisor.</w:t>
       </w:r>
     </w:p>
     <w:bookmarkEnd w:id="30"/>
@@ -6515,8 +6822,6 @@
     <w:sectPr>
       <w:headerReference w:type="default" r:id="rId9"/>
       <w:footerReference w:type="default" r:id="rId10"/>
-      <w:headerReference w:type="even" r:id="rId11"/>
-      <w:footerReference w:type="even" r:id="rId12"/>
       <w:pgSz w:orient="landscape" w:w="15840" w:h="12240"/>
       <w:pgMar w:top="1008" w:bottom="1008" w:left="864" w:right="864" w:header="708" w:footer="708"/>
     </w:sectPr>
@@ -6540,18 +6845,6 @@
 </w:ftr>
 </file>
 
-<file path=word/footer2.xml><?xml version="1.0" encoding="utf-8"?>
-<w:ftr xmlns:m="http://schemas.openxmlformats.org/officeDocument/2006/math" xmlns:mc="http://schemas.openxmlformats.org/markup-compatibility/2006" xmlns:mo="http://schemas.microsoft.com/office/mac/office/2008/main" xmlns:mv="urn:schemas-microsoft-com:mac:vml" xmlns:o="urn:schemas-microsoft-com:office:office" xmlns:r="http://schemas.openxmlformats.org/officeDocument/2006/relationships" xmlns:v="urn:schemas-microsoft-com:vml" xmlns:w10="urn:schemas-microsoft-com:office:word" xmlns:w14="http://schemas.microsoft.com/office/word/2010/wordml" xmlns:w="http://schemas.openxmlformats.org/wordprocessingml/2006/main" xmlns:wne="http://schemas.microsoft.com/office/word/2006/wordml" xmlns:wp14="http://schemas.microsoft.com/office/word/2010/wordprocessingDrawing" xmlns:wp="http://schemas.openxmlformats.org/drawingml/2006/wordprocessingDrawing" xmlns:wpc="http://schemas.microsoft.com/office/word/2010/wordprocessingCanvas" xmlns:wpg="http://schemas.microsoft.com/office/word/2010/wordprocessingGroup" xmlns:wpi="http://schemas.microsoft.com/office/word/2010/wordprocessingInk" xmlns:wps="http://schemas.microsoft.com/office/word/2010/wordprocessingShape" mc:Ignorable="w14 wp14">
-  <w:p>
-    <w:pPr>
-      <w:pStyle w:val="Footer"/>
-      <w:jc w:val="center"/>
-    </w:pPr>
-    <w:r/>
-  </w:p>
-</w:ftr>
-</file>
-
 <file path=word/footnotes.xml><?xml version="1.0" encoding="utf-8"?>
 <w:footnotes xmlns:w="http://schemas.openxmlformats.org/wordprocessingml/2006/main" xmlns:m="http://schemas.openxmlformats.org/officeDocument/2006/math" xmlns:r="http://schemas.openxmlformats.org/officeDocument/2006/relationships" xmlns:o="urn:schemas-microsoft-com:office:office" xmlns:v="urn:schemas-microsoft-com:vml" xmlns:w10="urn:schemas-microsoft-com:office:word" xmlns:a="http://schemas.openxmlformats.org/drawingml/2006/main" xmlns:pic="http://schemas.openxmlformats.org/drawingml/2006/picture" xmlns:wp="http://schemas.openxmlformats.org/drawingml/2006/wordprocessingDrawing">
   <w:footnote w:type="continuationSeparator" w:id="0">
@@ -6572,19 +6865,6 @@
 </file>
 
 <file path=word/header1.xml><?xml version="1.0" encoding="utf-8"?>
-<w:hdr xmlns:m="http://schemas.openxmlformats.org/officeDocument/2006/math" xmlns:mc="http://schemas.openxmlformats.org/markup-compatibility/2006" xmlns:mo="http://schemas.microsoft.com/office/mac/office/2008/main" xmlns:mv="urn:schemas-microsoft-com:mac:vml" xmlns:o="urn:schemas-microsoft-com:office:office" xmlns:r="http://schemas.openxmlformats.org/officeDocument/2006/relationships" xmlns:v="urn:schemas-microsoft-com:vml" xmlns:w10="urn:schemas-microsoft-com:office:word" xmlns:w14="http://schemas.microsoft.com/office/word/2010/wordml" xmlns:w="http://schemas.openxmlformats.org/wordprocessingml/2006/main" xmlns:wne="http://schemas.microsoft.com/office/word/2006/wordml" xmlns:wp14="http://schemas.microsoft.com/office/word/2010/wordprocessingDrawing" xmlns:wp="http://schemas.openxmlformats.org/drawingml/2006/wordprocessingDrawing" xmlns:wpc="http://schemas.microsoft.com/office/word/2010/wordprocessingCanvas" xmlns:wpg="http://schemas.microsoft.com/office/word/2010/wordprocessingGroup" xmlns:wpi="http://schemas.microsoft.com/office/word/2010/wordprocessingInk" xmlns:wps="http://schemas.microsoft.com/office/word/2010/wordprocessingShape" mc:Ignorable="w14 wp14">
-  <w:p>
-    <w:pPr>
-      <w:pStyle w:val="Header"/>
-      <w:spacing w:after="0"/>
-      <w:jc w:val="left"/>
-    </w:pPr>
-    <w:r/>
-  </w:p>
-</w:hdr>
-</file>
-
-<file path=word/header2.xml><?xml version="1.0" encoding="utf-8"?>
 <w:hdr xmlns:m="http://schemas.openxmlformats.org/officeDocument/2006/math" xmlns:mc="http://schemas.openxmlformats.org/markup-compatibility/2006" xmlns:mo="http://schemas.microsoft.com/office/mac/office/2008/main" xmlns:mv="urn:schemas-microsoft-com:mac:vml" xmlns:o="urn:schemas-microsoft-com:office:office" xmlns:r="http://schemas.openxmlformats.org/officeDocument/2006/relationships" xmlns:v="urn:schemas-microsoft-com:vml" xmlns:w10="urn:schemas-microsoft-com:office:word" xmlns:w14="http://schemas.microsoft.com/office/word/2010/wordml" xmlns:w="http://schemas.openxmlformats.org/wordprocessingml/2006/main" xmlns:wne="http://schemas.microsoft.com/office/word/2006/wordml" xmlns:wp14="http://schemas.microsoft.com/office/word/2010/wordprocessingDrawing" xmlns:wp="http://schemas.openxmlformats.org/drawingml/2006/wordprocessingDrawing" xmlns:wpc="http://schemas.microsoft.com/office/word/2010/wordprocessingCanvas" xmlns:wpg="http://schemas.microsoft.com/office/word/2010/wordprocessingGroup" xmlns:wpi="http://schemas.microsoft.com/office/word/2010/wordprocessingInk" xmlns:wps="http://schemas.microsoft.com/office/word/2010/wordprocessingShape" mc:Ignorable="w14 wp14">
   <w:p>
     <w:pPr>

--- a/deliverables/AQP_Supervisor_Feedback_Closure_Matrix_v2.docx
+++ b/deliverables/AQP_Supervisor_Feedback_Closure_Matrix_v2.docx
@@ -2,7 +2,7 @@
 <file path=word/document.xml><?xml version="1.0" encoding="utf-8"?>
 <w:document xmlns:w="http://schemas.openxmlformats.org/wordprocessingml/2006/main" xmlns:m="http://schemas.openxmlformats.org/officeDocument/2006/math" xmlns:r="http://schemas.openxmlformats.org/officeDocument/2006/relationships" xmlns:o="urn:schemas-microsoft-com:office:office" xmlns:v="urn:schemas-microsoft-com:vml" xmlns:w10="urn:schemas-microsoft-com:office:word" xmlns:a="http://schemas.openxmlformats.org/drawingml/2006/main" xmlns:pic="http://schemas.openxmlformats.org/drawingml/2006/picture" xmlns:wp="http://schemas.openxmlformats.org/drawingml/2006/wordprocessingDrawing">
   <w:body>
-    <w:bookmarkStart w:id="31" w:name="supervisor-feedback-closure-matrix-v2"/>
+    <w:bookmarkStart w:id="32" w:name="supervisor-feedback-closure-matrix-v2"/>
     <w:p>
       <w:pPr>
         <w:pStyle w:val="Heading1"/>
@@ -28,7 +28,7 @@
         <w:rPr>
           <w:rFonts w:ascii="Calibri" w:hAnsi="Calibri"/>
         </w:rPr>
-        <w:t xml:space="preserve">Version: 2.7</w:t>
+        <w:t xml:space="preserve">Version: 2.8</w:t>
       </w:r>
       <w:r>
         <w:rPr>
@@ -317,7 +317,1156 @@
       </w:r>
     </w:p>
     <w:bookmarkEnd w:id="20"/>
-    <w:bookmarkStart w:id="21" w:name="a-first-five-code-corrections"/>
+    <w:bookmarkStart w:id="21" w:name="X2645f9cc308689c171a322c43325350deaaa35e"/>
+    <w:p>
+      <w:pPr>
+        <w:pStyle w:val="Heading2"/>
+        <w:keepNext/>
+        <w:keepLines/>
+      </w:pPr>
+      <w:r>
+        <w:rPr>
+          <w:rFonts w:ascii="Calibri" w:hAnsi="Calibri"/>
+        </w:rPr>
+        <w:t xml:space="preserve">Numbering rule and current execution queue</w:t>
+      </w:r>
+    </w:p>
+    <w:p>
+      <w:pPr>
+        <w:pStyle w:val="FirstParagraph"/>
+      </w:pPr>
+      <w:r>
+        <w:rPr>
+          <w:rFonts w:ascii="Calibri" w:hAnsi="Calibri"/>
+        </w:rPr>
+        <w:t xml:space="preserve">The identifiers in section A (</w:t>
+      </w:r>
+      <w:r>
+        <w:rPr>
+          <w:rStyle w:val="VerbatimChar"/>
+          <w:rFonts w:ascii="Calibri" w:hAnsi="Calibri"/>
+        </w:rPr>
+        <w:t xml:space="preserve">F1</w:t>
+      </w:r>
+      <w:r>
+        <w:rPr>
+          <w:rFonts w:ascii="Calibri" w:hAnsi="Calibri"/>
+        </w:rPr>
+        <w:t xml:space="preserve">–</w:t>
+      </w:r>
+      <w:r>
+        <w:rPr>
+          <w:rStyle w:val="VerbatimChar"/>
+          <w:rFonts w:ascii="Calibri" w:hAnsi="Calibri"/>
+        </w:rPr>
+        <w:t xml:space="preserve">F5</w:t>
+      </w:r>
+      <w:r>
+        <w:rPr>
+          <w:rFonts w:ascii="Calibri" w:hAnsi="Calibri"/>
+        </w:rPr>
+        <w:t xml:space="preserve">) are the</w:t>
+      </w:r>
+      <w:r>
+        <w:rPr>
+          <w:rFonts w:ascii="Calibri" w:hAnsi="Calibri"/>
+        </w:rPr>
+        <w:t xml:space="preserve"> </w:t>
+      </w:r>
+      <w:r>
+        <w:rPr>
+          <w:bCs/>
+          <w:rFonts w:ascii="Calibri" w:hAnsi="Calibri"/>
+          <w:b/>
+        </w:rPr>
+        <w:t xml:space="preserve">earlier five platform</w:t>
+      </w:r>
+      <w:r>
+        <w:rPr>
+          <w:bCs/>
+          <w:rFonts w:ascii="Calibri" w:hAnsi="Calibri"/>
+          <w:b/>
+        </w:rPr>
+        <w:t xml:space="preserve"> </w:t>
+      </w:r>
+      <w:r>
+        <w:rPr>
+          <w:bCs/>
+          <w:rFonts w:ascii="Calibri" w:hAnsi="Calibri"/>
+          <w:b/>
+        </w:rPr>
+        <w:t xml:space="preserve">corrections</w:t>
+      </w:r>
+      <w:r>
+        <w:rPr>
+          <w:rFonts w:ascii="Calibri" w:hAnsi="Calibri"/>
+        </w:rPr>
+        <w:t xml:space="preserve">. They are not the numbered sections in Mark's later email. The</w:t>
+      </w:r>
+      <w:r>
+        <w:rPr>
+          <w:rFonts w:ascii="Calibri" w:hAnsi="Calibri"/>
+        </w:rPr>
+        <w:t xml:space="preserve"> </w:t>
+      </w:r>
+      <w:r>
+        <w:rPr>
+          <w:rFonts w:ascii="Calibri" w:hAnsi="Calibri"/>
+        </w:rPr>
+        <w:t xml:space="preserve">later email is tracked below as</w:t>
+      </w:r>
+      <w:r>
+        <w:rPr>
+          <w:rFonts w:ascii="Calibri" w:hAnsi="Calibri"/>
+        </w:rPr>
+        <w:t xml:space="preserve"> </w:t>
+      </w:r>
+      <w:r>
+        <w:rPr>
+          <w:rStyle w:val="VerbatimChar"/>
+          <w:rFonts w:ascii="Calibri" w:hAnsi="Calibri"/>
+        </w:rPr>
+        <w:t xml:space="preserve">M1</w:t>
+      </w:r>
+      <w:r>
+        <w:rPr>
+          <w:rFonts w:ascii="Calibri" w:hAnsi="Calibri"/>
+        </w:rPr>
+        <w:t xml:space="preserve">–</w:t>
+      </w:r>
+      <w:r>
+        <w:rPr>
+          <w:rStyle w:val="VerbatimChar"/>
+          <w:rFonts w:ascii="Calibri" w:hAnsi="Calibri"/>
+        </w:rPr>
+        <w:t xml:space="preserve">M6</w:t>
+      </w:r>
+      <w:r>
+        <w:rPr>
+          <w:rFonts w:ascii="Calibri" w:hAnsi="Calibri"/>
+        </w:rPr>
+        <w:t xml:space="preserve">; this distinction must be retained in</w:t>
+      </w:r>
+      <w:r>
+        <w:rPr>
+          <w:rFonts w:ascii="Calibri" w:hAnsi="Calibri"/>
+        </w:rPr>
+        <w:t xml:space="preserve"> </w:t>
+      </w:r>
+      <w:r>
+        <w:rPr>
+          <w:rFonts w:ascii="Calibri" w:hAnsi="Calibri"/>
+        </w:rPr>
+        <w:t xml:space="preserve">the dissertation, supervisor correspondence and test records.</w:t>
+      </w:r>
+    </w:p>
+    <w:tbl>
+      <w:tblPr>
+        <w:tblW w:type="dxa" w:w="14112"/>
+        <w:jc w:val="left"/>
+        <w:tblLayout w:type="fixed"/>
+        <w:tblLook w:firstRow="1" w:lastRow="0" w:firstColumn="0" w:lastColumn="0" w:noHBand="0" w:noVBand="0" w:val="0020"/>
+        <w:tblInd w:type="dxa" w:w="120"/>
+      </w:tblPr>
+      <w:tblGrid>
+        <w:gridCol w:w="2605"/>
+        <w:gridCol w:w="3908"/>
+        <w:gridCol w:w="3908"/>
+        <w:gridCol w:w="3691"/>
+      </w:tblGrid>
+      <w:tr>
+        <w:trPr>
+          <w:tblHeader w:val="true"/>
+          <w:tblHeader w:val="true"/>
+          <w:cantSplit/>
+        </w:trPr>
+        <w:tc>
+          <w:tcPr>
+            <w:vAlign w:val="top"/>
+            <w:tcW w:type="dxa" w:w="2605"/>
+            <w:shd w:fill="F2F4F7"/>
+            <w:tcMar>
+              <w:top w:w="80" w:type="dxa"/>
+              <w:bottom w:w="80" w:type="dxa"/>
+              <w:start w:w="120" w:type="dxa"/>
+              <w:end w:w="120" w:type="dxa"/>
+            </w:tcMar>
+          </w:tcPr>
+          <w:p>
+            <w:pPr>
+              <w:pStyle w:val="Compact"/>
+              <w:spacing w:before="0" w:after="60" w:line="240" w:lineRule="auto"/>
+              <w:jc w:val="left"/>
+            </w:pPr>
+            <w:r>
+              <w:rPr>
+                <w:rFonts w:ascii="Calibri" w:hAnsi="Calibri"/>
+                <w:b/>
+                <w:sz w:val="15"/>
+              </w:rPr>
+              <w:t xml:space="preserve">ID</w:t>
+            </w:r>
+          </w:p>
+        </w:tc>
+        <w:tc>
+          <w:tcPr>
+            <w:vAlign w:val="top"/>
+            <w:tcW w:type="dxa" w:w="3908"/>
+            <w:shd w:fill="F2F4F7"/>
+            <w:tcMar>
+              <w:top w:w="80" w:type="dxa"/>
+              <w:bottom w:w="80" w:type="dxa"/>
+              <w:start w:w="120" w:type="dxa"/>
+              <w:end w:w="120" w:type="dxa"/>
+            </w:tcMar>
+          </w:tcPr>
+          <w:p>
+            <w:pPr>
+              <w:pStyle w:val="Compact"/>
+              <w:spacing w:before="0" w:after="60" w:line="240" w:lineRule="auto"/>
+              <w:jc w:val="left"/>
+            </w:pPr>
+            <w:r>
+              <w:rPr>
+                <w:rFonts w:ascii="Calibri" w:hAnsi="Calibri"/>
+                <w:b/>
+                <w:sz w:val="15"/>
+              </w:rPr>
+              <w:t xml:space="preserve">Mark's later-email section</w:t>
+            </w:r>
+          </w:p>
+        </w:tc>
+        <w:tc>
+          <w:tcPr>
+            <w:vAlign w:val="top"/>
+            <w:tcW w:type="dxa" w:w="3908"/>
+            <w:shd w:fill="F2F4F7"/>
+            <w:tcMar>
+              <w:top w:w="80" w:type="dxa"/>
+              <w:bottom w:w="80" w:type="dxa"/>
+              <w:start w:w="120" w:type="dxa"/>
+              <w:end w:w="120" w:type="dxa"/>
+            </w:tcMar>
+          </w:tcPr>
+          <w:p>
+            <w:pPr>
+              <w:pStyle w:val="Compact"/>
+              <w:spacing w:before="0" w:after="60" w:line="240" w:lineRule="auto"/>
+              <w:jc w:val="left"/>
+            </w:pPr>
+            <w:r>
+              <w:rPr>
+                <w:rFonts w:ascii="Calibri" w:hAnsi="Calibri"/>
+                <w:b/>
+                <w:sz w:val="15"/>
+              </w:rPr>
+              <w:t xml:space="preserve">Current acceptance state</w:t>
+            </w:r>
+          </w:p>
+        </w:tc>
+        <w:tc>
+          <w:tcPr>
+            <w:vAlign w:val="top"/>
+            <w:tcW w:type="dxa" w:w="3691"/>
+            <w:shd w:fill="F2F4F7"/>
+            <w:tcMar>
+              <w:top w:w="80" w:type="dxa"/>
+              <w:bottom w:w="80" w:type="dxa"/>
+              <w:start w:w="120" w:type="dxa"/>
+              <w:end w:w="120" w:type="dxa"/>
+            </w:tcMar>
+          </w:tcPr>
+          <w:p>
+            <w:pPr>
+              <w:pStyle w:val="Compact"/>
+              <w:spacing w:before="0" w:after="60" w:line="240" w:lineRule="auto"/>
+              <w:jc w:val="left"/>
+            </w:pPr>
+            <w:r>
+              <w:rPr>
+                <w:rFonts w:ascii="Calibri" w:hAnsi="Calibri"/>
+                <w:b/>
+                <w:sz w:val="15"/>
+              </w:rPr>
+              <w:t xml:space="preserve">Next falsifiable gate</w:t>
+            </w:r>
+          </w:p>
+        </w:tc>
+      </w:tr>
+      <w:tr>
+        <w:trPr>
+          <w:cantSplit/>
+        </w:trPr>
+        <w:tc>
+          <w:tcPr>
+            <w:tcW w:type="dxa" w:w="2605"/>
+            <w:vAlign w:val="top"/>
+            <w:tcMar>
+              <w:top w:w="80" w:type="dxa"/>
+              <w:bottom w:w="80" w:type="dxa"/>
+              <w:start w:w="120" w:type="dxa"/>
+              <w:end w:w="120" w:type="dxa"/>
+            </w:tcMar>
+          </w:tcPr>
+          <w:p>
+            <w:pPr>
+              <w:pStyle w:val="Compact"/>
+              <w:spacing w:before="0" w:after="60" w:line="240" w:lineRule="auto"/>
+              <w:jc w:val="left"/>
+            </w:pPr>
+            <w:r>
+              <w:rPr>
+                <w:rFonts w:ascii="Calibri" w:hAnsi="Calibri"/>
+                <w:sz w:val="15"/>
+              </w:rPr>
+              <w:t xml:space="preserve">M1</w:t>
+            </w:r>
+          </w:p>
+        </w:tc>
+        <w:tc>
+          <w:tcPr>
+            <w:tcW w:type="dxa" w:w="3908"/>
+            <w:vAlign w:val="top"/>
+            <w:tcMar>
+              <w:top w:w="80" w:type="dxa"/>
+              <w:bottom w:w="80" w:type="dxa"/>
+              <w:start w:w="120" w:type="dxa"/>
+              <w:end w:w="120" w:type="dxa"/>
+            </w:tcMar>
+          </w:tcPr>
+          <w:p>
+            <w:pPr>
+              <w:pStyle w:val="Compact"/>
+              <w:spacing w:before="0" w:after="60" w:line="240" w:lineRule="auto"/>
+              <w:jc w:val="left"/>
+            </w:pPr>
+            <w:r>
+              <w:rPr>
+                <w:rFonts w:ascii="Calibri" w:hAnsi="Calibri"/>
+                <w:sz w:val="15"/>
+              </w:rPr>
+              <w:t xml:space="preserve">Manual assistive-technology audit</w:t>
+            </w:r>
+          </w:p>
+        </w:tc>
+        <w:tc>
+          <w:tcPr>
+            <w:tcW w:type="dxa" w:w="3908"/>
+            <w:vAlign w:val="top"/>
+            <w:tcMar>
+              <w:top w:w="80" w:type="dxa"/>
+              <w:bottom w:w="80" w:type="dxa"/>
+              <w:start w:w="120" w:type="dxa"/>
+              <w:end w:w="120" w:type="dxa"/>
+            </w:tcMar>
+          </w:tcPr>
+          <w:p>
+            <w:pPr>
+              <w:pStyle w:val="Compact"/>
+              <w:spacing w:before="0" w:after="60" w:line="240" w:lineRule="auto"/>
+              <w:jc w:val="left"/>
+            </w:pPr>
+            <w:r>
+              <w:rPr>
+                <w:bCs/>
+                <w:rFonts w:ascii="Calibri" w:hAnsi="Calibri"/>
+                <w:b/>
+                <w:sz w:val="15"/>
+              </w:rPr>
+              <w:t xml:space="preserve">Manual-NT / Not evidenced.</w:t>
+            </w:r>
+            <w:r>
+              <w:rPr>
+                <w:rFonts w:ascii="Calibri" w:hAnsi="Calibri"/>
+                <w:sz w:val="15"/>
+              </w:rPr>
+              <w:t xml:space="preserve"> </w:t>
+            </w:r>
+            <w:r>
+              <w:rPr>
+                <w:rFonts w:ascii="Calibri" w:hAnsi="Calibri"/>
+                <w:sz w:val="15"/>
+              </w:rPr>
+              <w:t xml:space="preserve">The v1.3 procedure exists, but no route observation exists.</w:t>
+            </w:r>
+          </w:p>
+        </w:tc>
+        <w:tc>
+          <w:tcPr>
+            <w:tcW w:type="dxa" w:w="3691"/>
+            <w:vAlign w:val="top"/>
+            <w:tcMar>
+              <w:top w:w="80" w:type="dxa"/>
+              <w:bottom w:w="80" w:type="dxa"/>
+              <w:start w:w="120" w:type="dxa"/>
+              <w:end w:w="120" w:type="dxa"/>
+            </w:tcMar>
+          </w:tcPr>
+          <w:p>
+            <w:pPr>
+              <w:pStyle w:val="Compact"/>
+              <w:spacing w:before="0" w:after="60" w:line="240" w:lineRule="auto"/>
+              <w:jc w:val="left"/>
+            </w:pPr>
+            <w:r>
+              <w:rPr>
+                <w:rFonts w:ascii="Calibri" w:hAnsi="Calibri"/>
+                <w:sz w:val="15"/>
+              </w:rPr>
+              <w:t xml:space="preserve">Run A01–A33 on R1–R4, record exact observed speech/commands and replace every applicable NT with P/F/NA.</w:t>
+            </w:r>
+          </w:p>
+        </w:tc>
+      </w:tr>
+      <w:tr>
+        <w:trPr>
+          <w:cantSplit/>
+        </w:trPr>
+        <w:tc>
+          <w:tcPr>
+            <w:tcW w:type="dxa" w:w="2605"/>
+            <w:vAlign w:val="top"/>
+            <w:tcMar>
+              <w:top w:w="80" w:type="dxa"/>
+              <w:bottom w:w="80" w:type="dxa"/>
+              <w:start w:w="120" w:type="dxa"/>
+              <w:end w:w="120" w:type="dxa"/>
+            </w:tcMar>
+          </w:tcPr>
+          <w:p>
+            <w:pPr>
+              <w:pStyle w:val="Compact"/>
+              <w:spacing w:before="0" w:after="60" w:line="240" w:lineRule="auto"/>
+              <w:jc w:val="left"/>
+            </w:pPr>
+            <w:r>
+              <w:rPr>
+                <w:rFonts w:ascii="Calibri" w:hAnsi="Calibri"/>
+                <w:sz w:val="15"/>
+              </w:rPr>
+              <w:t xml:space="preserve">M2</w:t>
+            </w:r>
+          </w:p>
+        </w:tc>
+        <w:tc>
+          <w:tcPr>
+            <w:tcW w:type="dxa" w:w="3908"/>
+            <w:vAlign w:val="top"/>
+            <w:tcMar>
+              <w:top w:w="80" w:type="dxa"/>
+              <w:bottom w:w="80" w:type="dxa"/>
+              <w:start w:w="120" w:type="dxa"/>
+              <w:end w:w="120" w:type="dxa"/>
+            </w:tcMar>
+          </w:tcPr>
+          <w:p>
+            <w:pPr>
+              <w:pStyle w:val="Compact"/>
+              <w:spacing w:before="0" w:after="60" w:line="240" w:lineRule="auto"/>
+              <w:jc w:val="left"/>
+            </w:pPr>
+            <w:r>
+              <w:rPr>
+                <w:rFonts w:ascii="Calibri" w:hAnsi="Calibri"/>
+                <w:sz w:val="15"/>
+              </w:rPr>
+              <w:t xml:space="preserve">Quantified technical evaluation</w:t>
+            </w:r>
+          </w:p>
+        </w:tc>
+        <w:tc>
+          <w:tcPr>
+            <w:tcW w:type="dxa" w:w="3908"/>
+            <w:vAlign w:val="top"/>
+            <w:tcMar>
+              <w:top w:w="80" w:type="dxa"/>
+              <w:bottom w:w="80" w:type="dxa"/>
+              <w:start w:w="120" w:type="dxa"/>
+              <w:end w:w="120" w:type="dxa"/>
+            </w:tcMar>
+          </w:tcPr>
+          <w:p>
+            <w:pPr>
+              <w:pStyle w:val="Compact"/>
+              <w:spacing w:before="0" w:after="60" w:line="240" w:lineRule="auto"/>
+              <w:jc w:val="left"/>
+            </w:pPr>
+            <w:r>
+              <w:rPr>
+                <w:bCs/>
+                <w:rFonts w:ascii="Calibri" w:hAnsi="Calibri"/>
+                <w:b/>
+                <w:sz w:val="15"/>
+              </w:rPr>
+              <w:t xml:space="preserve">Partial.</w:t>
+            </w:r>
+            <w:r>
+              <w:rPr>
+                <w:rFonts w:ascii="Calibri" w:hAnsi="Calibri"/>
+                <w:sz w:val="15"/>
+              </w:rPr>
+              <w:t xml:space="preserve"> </w:t>
+            </w:r>
+            <w:r>
+              <w:rPr>
+                <w:rFonts w:ascii="Calibri" w:hAnsi="Calibri"/>
+                <w:sz w:val="15"/>
+              </w:rPr>
+              <w:t xml:space="preserve">T2–T6 pass on candidate</w:t>
+            </w:r>
+            <w:r>
+              <w:rPr>
+                <w:rFonts w:ascii="Calibri" w:hAnsi="Calibri"/>
+                <w:sz w:val="15"/>
+              </w:rPr>
+              <w:t xml:space="preserve"> </w:t>
+            </w:r>
+            <w:r>
+              <w:rPr>
+                <w:rStyle w:val="VerbatimChar"/>
+                <w:rFonts w:ascii="Calibri" w:hAnsi="Calibri"/>
+                <w:sz w:val="15"/>
+              </w:rPr>
+              <w:t xml:space="preserve">4fe422c</w:t>
+            </w:r>
+            <w:r>
+              <w:rPr>
+                <w:rFonts w:ascii="Calibri" w:hAnsi="Calibri"/>
+                <w:sz w:val="15"/>
+              </w:rPr>
+              <w:t xml:space="preserve">; T1 is 0-mismatch only for 3/4 originally requested built-ins plus all committed import fixtures.</w:t>
+            </w:r>
+          </w:p>
+        </w:tc>
+        <w:tc>
+          <w:tcPr>
+            <w:tcW w:type="dxa" w:w="3691"/>
+            <w:vAlign w:val="top"/>
+            <w:tcMar>
+              <w:top w:w="80" w:type="dxa"/>
+              <w:bottom w:w="80" w:type="dxa"/>
+              <w:start w:w="120" w:type="dxa"/>
+              <w:end w:w="120" w:type="dxa"/>
+            </w:tcMar>
+          </w:tcPr>
+          <w:p>
+            <w:pPr>
+              <w:pStyle w:val="Compact"/>
+              <w:spacing w:before="0" w:after="60" w:line="240" w:lineRule="auto"/>
+              <w:jc w:val="left"/>
+            </w:pPr>
+            <w:r>
+              <w:rPr>
+                <w:rFonts w:ascii="Calibri" w:hAnsi="Calibri"/>
+                <w:sz w:val="15"/>
+              </w:rPr>
+              <w:t xml:space="preserve">Obtain written acceptance of the three-built-in release boundary or written UEQ-S redistribution permission and restore/retest the fourth built-in; then reproduce all counts on the final release SHA.</w:t>
+            </w:r>
+          </w:p>
+        </w:tc>
+      </w:tr>
+      <w:tr>
+        <w:trPr>
+          <w:cantSplit/>
+        </w:trPr>
+        <w:tc>
+          <w:tcPr>
+            <w:tcW w:type="dxa" w:w="2605"/>
+            <w:vAlign w:val="top"/>
+            <w:tcMar>
+              <w:top w:w="80" w:type="dxa"/>
+              <w:bottom w:w="80" w:type="dxa"/>
+              <w:start w:w="120" w:type="dxa"/>
+              <w:end w:w="120" w:type="dxa"/>
+            </w:tcMar>
+          </w:tcPr>
+          <w:p>
+            <w:pPr>
+              <w:pStyle w:val="Compact"/>
+              <w:spacing w:before="0" w:after="60" w:line="240" w:lineRule="auto"/>
+              <w:jc w:val="left"/>
+            </w:pPr>
+            <w:r>
+              <w:rPr>
+                <w:rFonts w:ascii="Calibri" w:hAnsi="Calibri"/>
+                <w:sz w:val="15"/>
+              </w:rPr>
+              <w:t xml:space="preserve">M3</w:t>
+            </w:r>
+          </w:p>
+        </w:tc>
+        <w:tc>
+          <w:tcPr>
+            <w:tcW w:type="dxa" w:w="3908"/>
+            <w:vAlign w:val="top"/>
+            <w:tcMar>
+              <w:top w:w="80" w:type="dxa"/>
+              <w:bottom w:w="80" w:type="dxa"/>
+              <w:start w:w="120" w:type="dxa"/>
+              <w:end w:w="120" w:type="dxa"/>
+            </w:tcMar>
+          </w:tcPr>
+          <w:p>
+            <w:pPr>
+              <w:pStyle w:val="Compact"/>
+              <w:spacing w:before="0" w:after="60" w:line="240" w:lineRule="auto"/>
+              <w:jc w:val="left"/>
+            </w:pPr>
+            <w:r>
+              <w:rPr>
+                <w:rFonts w:ascii="Calibri" w:hAnsi="Calibri"/>
+                <w:sz w:val="15"/>
+              </w:rPr>
+              <w:t xml:space="preserve">Evaluation matrix v6</w:t>
+            </w:r>
+          </w:p>
+        </w:tc>
+        <w:tc>
+          <w:tcPr>
+            <w:tcW w:type="dxa" w:w="3908"/>
+            <w:vAlign w:val="top"/>
+            <w:tcMar>
+              <w:top w:w="80" w:type="dxa"/>
+              <w:bottom w:w="80" w:type="dxa"/>
+              <w:start w:w="120" w:type="dxa"/>
+              <w:end w:w="120" w:type="dxa"/>
+            </w:tcMar>
+          </w:tcPr>
+          <w:p>
+            <w:pPr>
+              <w:pStyle w:val="Compact"/>
+              <w:spacing w:before="0" w:after="60" w:line="240" w:lineRule="auto"/>
+              <w:jc w:val="left"/>
+            </w:pPr>
+            <w:r>
+              <w:rPr>
+                <w:bCs/>
+                <w:rFonts w:ascii="Calibri" w:hAnsi="Calibri"/>
+                <w:b/>
+                <w:sz w:val="15"/>
+              </w:rPr>
+              <w:t xml:space="preserve">Local-complete.</w:t>
+            </w:r>
+            <w:r>
+              <w:rPr>
+                <w:rFonts w:ascii="Calibri" w:hAnsi="Calibri"/>
+                <w:sz w:val="15"/>
+              </w:rPr>
+              <w:t xml:space="preserve"> </w:t>
+            </w:r>
+            <w:r>
+              <w:rPr>
+                <w:rFonts w:ascii="Calibri" w:hAnsi="Calibri"/>
+                <w:sz w:val="15"/>
+              </w:rPr>
+              <w:t xml:space="preserve">Matrix v6.5 removes C6, revises C2/C5/C7 and gives every active row an evidence status.</w:t>
+            </w:r>
+          </w:p>
+        </w:tc>
+        <w:tc>
+          <w:tcPr>
+            <w:tcW w:type="dxa" w:w="3691"/>
+            <w:vAlign w:val="top"/>
+            <w:tcMar>
+              <w:top w:w="80" w:type="dxa"/>
+              <w:bottom w:w="80" w:type="dxa"/>
+              <w:start w:w="120" w:type="dxa"/>
+              <w:end w:w="120" w:type="dxa"/>
+            </w:tcMar>
+          </w:tcPr>
+          <w:p>
+            <w:pPr>
+              <w:pStyle w:val="Compact"/>
+              <w:spacing w:before="0" w:after="60" w:line="240" w:lineRule="auto"/>
+              <w:jc w:val="left"/>
+            </w:pPr>
+            <w:r>
+              <w:rPr>
+                <w:rFonts w:ascii="Calibri" w:hAnsi="Calibri"/>
+                <w:sz w:val="15"/>
+              </w:rPr>
+              <w:t xml:space="preserve">Publish/send the exact v6.5 artefact and update only from later immutable evidence.</w:t>
+            </w:r>
+          </w:p>
+        </w:tc>
+      </w:tr>
+      <w:tr>
+        <w:trPr>
+          <w:cantSplit/>
+        </w:trPr>
+        <w:tc>
+          <w:tcPr>
+            <w:tcW w:type="dxa" w:w="2605"/>
+            <w:vAlign w:val="top"/>
+            <w:tcMar>
+              <w:top w:w="80" w:type="dxa"/>
+              <w:bottom w:w="80" w:type="dxa"/>
+              <w:start w:w="120" w:type="dxa"/>
+              <w:end w:w="120" w:type="dxa"/>
+            </w:tcMar>
+          </w:tcPr>
+          <w:p>
+            <w:pPr>
+              <w:pStyle w:val="Compact"/>
+              <w:spacing w:before="0" w:after="60" w:line="240" w:lineRule="auto"/>
+              <w:jc w:val="left"/>
+            </w:pPr>
+            <w:r>
+              <w:rPr>
+                <w:rFonts w:ascii="Calibri" w:hAnsi="Calibri"/>
+                <w:sz w:val="15"/>
+              </w:rPr>
+              <w:t xml:space="preserve">M4</w:t>
+            </w:r>
+          </w:p>
+        </w:tc>
+        <w:tc>
+          <w:tcPr>
+            <w:tcW w:type="dxa" w:w="3908"/>
+            <w:vAlign w:val="top"/>
+            <w:tcMar>
+              <w:top w:w="80" w:type="dxa"/>
+              <w:bottom w:w="80" w:type="dxa"/>
+              <w:start w:w="120" w:type="dxa"/>
+              <w:end w:w="120" w:type="dxa"/>
+            </w:tcMar>
+          </w:tcPr>
+          <w:p>
+            <w:pPr>
+              <w:pStyle w:val="Compact"/>
+              <w:spacing w:before="0" w:after="60" w:line="240" w:lineRule="auto"/>
+              <w:jc w:val="left"/>
+            </w:pPr>
+            <w:r>
+              <w:rPr>
+                <w:rFonts w:ascii="Calibri" w:hAnsi="Calibri"/>
+                <w:sz w:val="15"/>
+              </w:rPr>
+              <w:t xml:space="preserve">Observed Part 1 researcher protocol</w:t>
+            </w:r>
+          </w:p>
+        </w:tc>
+        <w:tc>
+          <w:tcPr>
+            <w:tcW w:type="dxa" w:w="3908"/>
+            <w:vAlign w:val="top"/>
+            <w:tcMar>
+              <w:top w:w="80" w:type="dxa"/>
+              <w:bottom w:w="80" w:type="dxa"/>
+              <w:start w:w="120" w:type="dxa"/>
+              <w:end w:w="120" w:type="dxa"/>
+            </w:tcMar>
+          </w:tcPr>
+          <w:p>
+            <w:pPr>
+              <w:pStyle w:val="Compact"/>
+              <w:spacing w:before="0" w:after="60" w:line="240" w:lineRule="auto"/>
+              <w:jc w:val="left"/>
+            </w:pPr>
+            <w:r>
+              <w:rPr>
+                <w:bCs/>
+                <w:rFonts w:ascii="Calibri" w:hAnsi="Calibri"/>
+                <w:b/>
+                <w:sz w:val="15"/>
+              </w:rPr>
+              <w:t xml:space="preserve">Protocol-ready / Not evidenced.</w:t>
+            </w:r>
+            <w:r>
+              <w:rPr>
+                <w:rFonts w:ascii="Calibri" w:hAnsi="Calibri"/>
+                <w:sz w:val="15"/>
+              </w:rPr>
+              <w:t xml:space="preserve"> </w:t>
+            </w:r>
+            <w:r>
+              <w:rPr>
+                <w:rFonts w:ascii="Calibri" w:hAnsi="Calibri"/>
+                <w:sz w:val="15"/>
+              </w:rPr>
+              <w:t xml:space="preserve">Local protocol v1.2 closes the design gaps; the Word pack already sent to the supervisor predates those changes.</w:t>
+            </w:r>
+          </w:p>
+        </w:tc>
+        <w:tc>
+          <w:tcPr>
+            <w:tcW w:type="dxa" w:w="3691"/>
+            <w:vAlign w:val="top"/>
+            <w:tcMar>
+              <w:top w:w="80" w:type="dxa"/>
+              <w:bottom w:w="80" w:type="dxa"/>
+              <w:start w:w="120" w:type="dxa"/>
+              <w:end w:w="120" w:type="dxa"/>
+            </w:tcMar>
+          </w:tcPr>
+          <w:p>
+            <w:pPr>
+              <w:pStyle w:val="Compact"/>
+              <w:spacing w:before="0" w:after="60" w:line="240" w:lineRule="auto"/>
+              <w:jc w:val="left"/>
+            </w:pPr>
+            <w:r>
+              <w:rPr>
+                <w:rFonts w:ascii="Calibri" w:hAnsi="Calibri"/>
+                <w:sz w:val="15"/>
+              </w:rPr>
+              <w:t xml:space="preserve">Synchronise the official-template submission pack to v1.2, freeze all activation fields and obtain written amendment approval before any session.</w:t>
+            </w:r>
+          </w:p>
+        </w:tc>
+      </w:tr>
+      <w:tr>
+        <w:trPr>
+          <w:cantSplit/>
+        </w:trPr>
+        <w:tc>
+          <w:tcPr>
+            <w:tcW w:type="dxa" w:w="2605"/>
+            <w:vAlign w:val="top"/>
+            <w:tcMar>
+              <w:top w:w="80" w:type="dxa"/>
+              <w:bottom w:w="80" w:type="dxa"/>
+              <w:start w:w="120" w:type="dxa"/>
+              <w:end w:w="120" w:type="dxa"/>
+            </w:tcMar>
+          </w:tcPr>
+          <w:p>
+            <w:pPr>
+              <w:pStyle w:val="Compact"/>
+              <w:spacing w:before="0" w:after="60" w:line="240" w:lineRule="auto"/>
+              <w:jc w:val="left"/>
+            </w:pPr>
+            <w:r>
+              <w:rPr>
+                <w:rFonts w:ascii="Calibri" w:hAnsi="Calibri"/>
+                <w:sz w:val="15"/>
+              </w:rPr>
+              <w:t xml:space="preserve">M5</w:t>
+            </w:r>
+          </w:p>
+        </w:tc>
+        <w:tc>
+          <w:tcPr>
+            <w:tcW w:type="dxa" w:w="3908"/>
+            <w:vAlign w:val="top"/>
+            <w:tcMar>
+              <w:top w:w="80" w:type="dxa"/>
+              <w:bottom w:w="80" w:type="dxa"/>
+              <w:start w:w="120" w:type="dxa"/>
+              <w:end w:w="120" w:type="dxa"/>
+            </w:tcMar>
+          </w:tcPr>
+          <w:p>
+            <w:pPr>
+              <w:pStyle w:val="Compact"/>
+              <w:spacing w:before="0" w:after="60" w:line="240" w:lineRule="auto"/>
+              <w:jc w:val="left"/>
+            </w:pPr>
+            <w:r>
+              <w:rPr>
+                <w:rFonts w:ascii="Calibri" w:hAnsi="Calibri"/>
+                <w:sz w:val="15"/>
+              </w:rPr>
+              <w:t xml:space="preserve">Ethics and dissertation boundary</w:t>
+            </w:r>
+          </w:p>
+        </w:tc>
+        <w:tc>
+          <w:tcPr>
+            <w:tcW w:type="dxa" w:w="3908"/>
+            <w:vAlign w:val="top"/>
+            <w:tcMar>
+              <w:top w:w="80" w:type="dxa"/>
+              <w:bottom w:w="80" w:type="dxa"/>
+              <w:start w:w="120" w:type="dxa"/>
+              <w:end w:w="120" w:type="dxa"/>
+            </w:tcMar>
+          </w:tcPr>
+          <w:p>
+            <w:pPr>
+              <w:pStyle w:val="Compact"/>
+              <w:spacing w:before="0" w:after="60" w:line="240" w:lineRule="auto"/>
+              <w:jc w:val="left"/>
+            </w:pPr>
+            <w:r>
+              <w:rPr>
+                <w:bCs/>
+                <w:rFonts w:ascii="Calibri" w:hAnsi="Calibri"/>
+                <w:b/>
+                <w:sz w:val="15"/>
+              </w:rPr>
+              <w:t xml:space="preserve">Blocked externally.</w:t>
+            </w:r>
+            <w:r>
+              <w:rPr>
+                <w:rFonts w:ascii="Calibri" w:hAnsi="Calibri"/>
+                <w:sz w:val="15"/>
+              </w:rPr>
+              <w:t xml:space="preserve"> </w:t>
+            </w:r>
+            <w:r>
+              <w:rPr>
+                <w:rFonts w:ascii="Calibri" w:hAnsi="Calibri"/>
+                <w:sz w:val="15"/>
+              </w:rPr>
+              <w:t xml:space="preserve">The technical dissertation route is defined; ethics activation fields and approval are not complete.</w:t>
+            </w:r>
+          </w:p>
+        </w:tc>
+        <w:tc>
+          <w:tcPr>
+            <w:tcW w:type="dxa" w:w="3691"/>
+            <w:vAlign w:val="top"/>
+            <w:tcMar>
+              <w:top w:w="80" w:type="dxa"/>
+              <w:bottom w:w="80" w:type="dxa"/>
+              <w:start w:w="120" w:type="dxa"/>
+              <w:end w:w="120" w:type="dxa"/>
+            </w:tcMar>
+          </w:tcPr>
+          <w:p>
+            <w:pPr>
+              <w:pStyle w:val="Compact"/>
+              <w:spacing w:before="0" w:after="60" w:line="240" w:lineRule="auto"/>
+              <w:jc w:val="left"/>
+            </w:pPr>
+            <w:r>
+              <w:rPr>
+                <w:rFonts w:ascii="Calibri" w:hAnsi="Calibri"/>
+                <w:sz w:val="15"/>
+              </w:rPr>
+              <w:t xml:space="preserve">Insert the real AQP approval ID/title/route, confirm storage/coder/retention with the PI, sign and submit; keep sessions out unless written approval is in hand by 18 August.</w:t>
+            </w:r>
+          </w:p>
+        </w:tc>
+      </w:tr>
+      <w:tr>
+        <w:trPr>
+          <w:cantSplit/>
+        </w:trPr>
+        <w:tc>
+          <w:tcPr>
+            <w:tcW w:type="dxa" w:w="2605"/>
+            <w:vAlign w:val="top"/>
+            <w:tcMar>
+              <w:top w:w="80" w:type="dxa"/>
+              <w:bottom w:w="80" w:type="dxa"/>
+              <w:start w:w="120" w:type="dxa"/>
+              <w:end w:w="120" w:type="dxa"/>
+            </w:tcMar>
+          </w:tcPr>
+          <w:p>
+            <w:pPr>
+              <w:pStyle w:val="Compact"/>
+              <w:spacing w:before="0" w:after="60" w:line="240" w:lineRule="auto"/>
+              <w:jc w:val="left"/>
+            </w:pPr>
+            <w:r>
+              <w:rPr>
+                <w:rFonts w:ascii="Calibri" w:hAnsi="Calibri"/>
+                <w:sz w:val="15"/>
+              </w:rPr>
+              <w:t xml:space="preserve">M6</w:t>
+            </w:r>
+          </w:p>
+        </w:tc>
+        <w:tc>
+          <w:tcPr>
+            <w:tcW w:type="dxa" w:w="3908"/>
+            <w:vAlign w:val="top"/>
+            <w:tcMar>
+              <w:top w:w="80" w:type="dxa"/>
+              <w:bottom w:w="80" w:type="dxa"/>
+              <w:start w:w="120" w:type="dxa"/>
+              <w:end w:w="120" w:type="dxa"/>
+            </w:tcMar>
+          </w:tcPr>
+          <w:p>
+            <w:pPr>
+              <w:pStyle w:val="Compact"/>
+              <w:spacing w:before="0" w:after="60" w:line="240" w:lineRule="auto"/>
+              <w:jc w:val="left"/>
+            </w:pPr>
+            <w:r>
+              <w:rPr>
+                <w:rFonts w:ascii="Calibri" w:hAnsi="Calibri"/>
+                <w:sz w:val="15"/>
+              </w:rPr>
+              <w:t xml:space="preserve">Repeated endpoint label</w:t>
+            </w:r>
+          </w:p>
+        </w:tc>
+        <w:tc>
+          <w:tcPr>
+            <w:tcW w:type="dxa" w:w="3908"/>
+            <w:vAlign w:val="top"/>
+            <w:tcMar>
+              <w:top w:w="80" w:type="dxa"/>
+              <w:bottom w:w="80" w:type="dxa"/>
+              <w:start w:w="120" w:type="dxa"/>
+              <w:end w:w="120" w:type="dxa"/>
+            </w:tcMar>
+          </w:tcPr>
+          <w:p>
+            <w:pPr>
+              <w:pStyle w:val="Compact"/>
+              <w:spacing w:before="0" w:after="60" w:line="240" w:lineRule="auto"/>
+              <w:jc w:val="left"/>
+            </w:pPr>
+            <w:r>
+              <w:rPr>
+                <w:bCs/>
+                <w:rFonts w:ascii="Calibri" w:hAnsi="Calibri"/>
+                <w:b/>
+                <w:sz w:val="15"/>
+              </w:rPr>
+              <w:t xml:space="preserve">CI-pass on candidate</w:t>
+            </w:r>
+            <w:r>
+              <w:rPr>
+                <w:bCs/>
+                <w:rFonts w:ascii="Calibri" w:hAnsi="Calibri"/>
+                <w:b/>
+                <w:sz w:val="15"/>
+              </w:rPr>
+              <w:t xml:space="preserve"> </w:t>
+            </w:r>
+            <w:r>
+              <w:rPr>
+                <w:rStyle w:val="VerbatimChar"/>
+                <w:bCs/>
+                <w:rFonts w:ascii="Calibri" w:hAnsi="Calibri"/>
+                <w:b/>
+                <w:sz w:val="15"/>
+              </w:rPr>
+              <w:t xml:space="preserve">4fe422c</w:t>
+            </w:r>
+            <w:r>
+              <w:rPr>
+                <w:bCs/>
+                <w:rFonts w:ascii="Calibri" w:hAnsi="Calibri"/>
+                <w:b/>
+                <w:sz w:val="15"/>
+              </w:rPr>
+              <w:t xml:space="preserve">.</w:t>
+            </w:r>
+            <w:r>
+              <w:rPr>
+                <w:rFonts w:ascii="Calibri" w:hAnsi="Calibri"/>
+                <w:sz w:val="15"/>
+              </w:rPr>
+              <w:t xml:space="preserve"> </w:t>
+            </w:r>
+            <w:r>
+              <w:rPr>
+                <w:rFonts w:ascii="Calibri" w:hAnsi="Calibri"/>
+                <w:sz w:val="15"/>
+              </w:rPr>
+              <w:t xml:space="preserve">Endpoint duplication is suppressed without removing distinct German middle labels.</w:t>
+            </w:r>
+          </w:p>
+        </w:tc>
+        <w:tc>
+          <w:tcPr>
+            <w:tcW w:type="dxa" w:w="3691"/>
+            <w:vAlign w:val="top"/>
+            <w:tcMar>
+              <w:top w:w="80" w:type="dxa"/>
+              <w:bottom w:w="80" w:type="dxa"/>
+              <w:start w:w="120" w:type="dxa"/>
+              <w:end w:w="120" w:type="dxa"/>
+            </w:tcMar>
+          </w:tcPr>
+          <w:p>
+            <w:pPr>
+              <w:pStyle w:val="Compact"/>
+              <w:spacing w:before="0" w:after="60" w:line="240" w:lineRule="auto"/>
+              <w:jc w:val="left"/>
+            </w:pPr>
+            <w:r>
+              <w:rPr>
+                <w:rFonts w:ascii="Calibri" w:hAnsi="Calibri"/>
+                <w:sz w:val="15"/>
+              </w:rPr>
+              <w:t xml:space="preserve">Inspect the final deployed visual output and accessibility tree; rerun the regression on the release SHA.</w:t>
+            </w:r>
+          </w:p>
+        </w:tc>
+      </w:tr>
+    </w:tbl>
+    <w:p>
+      <w:pPr>
+        <w:pStyle w:val="BodyText"/>
+      </w:pPr>
+      <w:r>
+        <w:rPr>
+          <w:rFonts w:ascii="Calibri" w:hAnsi="Calibri"/>
+        </w:rPr>
+        <w:t xml:space="preserve">Execution order follows the agreed rule</w:t>
+      </w:r>
+      <w:r>
+        <w:rPr>
+          <w:rFonts w:ascii="Calibri" w:hAnsi="Calibri"/>
+        </w:rPr>
+        <w:t xml:space="preserve"> </w:t>
+      </w:r>
+      <w:r>
+        <w:rPr>
+          <w:bCs/>
+          <w:rFonts w:ascii="Calibri" w:hAnsi="Calibri"/>
+          <w:b/>
+        </w:rPr>
+        <w:t xml:space="preserve">all code and automation first, then</w:t>
+      </w:r>
+      <w:r>
+        <w:rPr>
+          <w:bCs/>
+          <w:rFonts w:ascii="Calibri" w:hAnsi="Calibri"/>
+          <w:b/>
+        </w:rPr>
+        <w:t xml:space="preserve"> </w:t>
+      </w:r>
+      <w:r>
+        <w:rPr>
+          <w:bCs/>
+          <w:rFonts w:ascii="Calibri" w:hAnsi="Calibri"/>
+          <w:b/>
+        </w:rPr>
+        <w:t xml:space="preserve">manual audit, then release acceptance</w:t>
+      </w:r>
+      <w:r>
+        <w:rPr>
+          <w:rFonts w:ascii="Calibri" w:hAnsi="Calibri"/>
+        </w:rPr>
+        <w:t xml:space="preserve">: M2 scope closure → M3/M4/M5 document</w:t>
+      </w:r>
+      <w:r>
+        <w:rPr>
+          <w:rFonts w:ascii="Calibri" w:hAnsi="Calibri"/>
+        </w:rPr>
+        <w:t xml:space="preserve"> </w:t>
+      </w:r>
+      <w:r>
+        <w:rPr>
+          <w:rFonts w:ascii="Calibri" w:hAnsi="Calibri"/>
+        </w:rPr>
+        <w:t xml:space="preserve">synchronisation → M6 evidence confirmation → M1 manual audit and contrast</w:t>
+      </w:r>
+      <w:r>
+        <w:rPr>
+          <w:rFonts w:ascii="Calibri" w:hAnsi="Calibri"/>
+        </w:rPr>
+        <w:t xml:space="preserve"> </w:t>
+      </w:r>
+      <w:r>
+        <w:rPr>
+          <w:rFonts w:ascii="Calibri" w:hAnsi="Calibri"/>
+        </w:rPr>
+        <w:t xml:space="preserve">inspection → authorised merge/deployment and final smoke tests.</w:t>
+      </w:r>
+    </w:p>
+    <w:bookmarkEnd w:id="21"/>
+    <w:bookmarkStart w:id="22" w:name="a-first-five-code-corrections"/>
     <w:p>
       <w:pPr>
         <w:pStyle w:val="Heading2"/>
@@ -2067,8 +3216,8 @@
         </w:tc>
       </w:tr>
     </w:tbl>
-    <w:bookmarkEnd w:id="21"/>
-    <w:bookmarkStart w:id="22" w:name="Xb1d9d79430ef10e0abb050ce7d647200acfc939"/>
+    <w:bookmarkEnd w:id="22"/>
+    <w:bookmarkStart w:id="23" w:name="Xb1d9d79430ef10e0abb050ce7d647200acfc939"/>
     <w:p>
       <w:pPr>
         <w:pStyle w:val="Heading2"/>
@@ -2711,8 +3860,8 @@
         </w:tc>
       </w:tr>
     </w:tbl>
-    <w:bookmarkEnd w:id="22"/>
-    <w:bookmarkStart w:id="23" w:name="Xfa5c0594cceacd298a1a921dbf5fea80a7de467"/>
+    <w:bookmarkEnd w:id="23"/>
+    <w:bookmarkStart w:id="24" w:name="Xfa5c0594cceacd298a1a921dbf5fea80a7de467"/>
     <w:p>
       <w:pPr>
         <w:pStyle w:val="Heading2"/>
@@ -3063,14 +4212,50 @@
                 <w:rFonts w:ascii="Calibri" w:hAnsi="Calibri"/>
                 <w:sz w:val="15"/>
               </w:rPr>
-              <w:t xml:space="preserve">816e1c4</w:t>
-            </w:r>
-            <w:r>
-              <w:rPr>
-                <w:rFonts w:ascii="Calibri" w:hAnsi="Calibri"/>
-                <w:sz w:val="15"/>
-              </w:rPr>
-              <w:t xml:space="preserve">. Only three distributable built-ins are present; UEQ-S is excluded pending redistribution permission. This is a disclosed scope shortfall, not a fourth pass.</w:t>
+              <w:t xml:space="preserve">4fe422c</w:t>
+            </w:r>
+            <w:r>
+              <w:rPr>
+                <w:rFonts w:ascii="Calibri" w:hAnsi="Calibri"/>
+                <w:sz w:val="15"/>
+              </w:rPr>
+              <w:t xml:space="preserve"> </w:t>
+            </w:r>
+            <w:r>
+              <w:rPr>
+                <w:rFonts w:ascii="Calibri" w:hAnsi="Calibri"/>
+                <w:sz w:val="15"/>
+              </w:rPr>
+              <w:t xml:space="preserve">in run</w:t>
+            </w:r>
+            <w:r>
+              <w:rPr>
+                <w:rFonts w:ascii="Calibri" w:hAnsi="Calibri"/>
+                <w:sz w:val="15"/>
+              </w:rPr>
+              <w:t xml:space="preserve"> </w:t>
+            </w:r>
+            <w:r>
+              <w:rPr>
+                <w:rStyle w:val="VerbatimChar"/>
+                <w:rFonts w:ascii="Calibri" w:hAnsi="Calibri"/>
+                <w:sz w:val="15"/>
+              </w:rPr>
+              <w:t xml:space="preserve">31399712181</w:t>
+            </w:r>
+            <w:r>
+              <w:rPr>
+                <w:rFonts w:ascii="Calibri" w:hAnsi="Calibri"/>
+                <w:sz w:val="15"/>
+              </w:rPr>
+              <w:t xml:space="preserve"> </w:t>
+            </w:r>
+            <w:r>
+              <w:rPr>
+                <w:rFonts w:ascii="Calibri" w:hAnsi="Calibri"/>
+                <w:sz w:val="15"/>
+              </w:rPr>
+              <w:t xml:space="preserve">for the tested denominator. Only three distributable built-ins are present; UEQ-S is excluded pending redistribution permission. This is a disclosed scope shortfall, not a fourth pass.</w:t>
             </w:r>
           </w:p>
         </w:tc>
@@ -3220,7 +4405,36 @@
                 <w:rFonts w:ascii="Calibri" w:hAnsi="Calibri"/>
                 <w:sz w:val="15"/>
               </w:rPr>
-              <w:t xml:space="preserve">816e1c4</w:t>
+              <w:t xml:space="preserve">4fe422c</w:t>
+            </w:r>
+            <w:r>
+              <w:rPr>
+                <w:rFonts w:ascii="Calibri" w:hAnsi="Calibri"/>
+                <w:sz w:val="15"/>
+              </w:rPr>
+              <w:t xml:space="preserve"> </w:t>
+            </w:r>
+            <w:r>
+              <w:rPr>
+                <w:rFonts w:ascii="Calibri" w:hAnsi="Calibri"/>
+                <w:sz w:val="15"/>
+              </w:rPr>
+              <w:t xml:space="preserve">in run</w:t>
+            </w:r>
+            <w:r>
+              <w:rPr>
+                <w:rFonts w:ascii="Calibri" w:hAnsi="Calibri"/>
+                <w:sz w:val="15"/>
+              </w:rPr>
+              <w:t xml:space="preserve"> </w:t>
+            </w:r>
+            <w:r>
+              <w:rPr>
+                <w:rStyle w:val="VerbatimChar"/>
+                <w:rFonts w:ascii="Calibri" w:hAnsi="Calibri"/>
+                <w:sz w:val="15"/>
+              </w:rPr>
+              <w:t xml:space="preserve">31399712181</w:t>
             </w:r>
             <w:r>
               <w:rPr>
@@ -3406,7 +4620,36 @@
                 <w:rFonts w:ascii="Calibri" w:hAnsi="Calibri"/>
                 <w:sz w:val="15"/>
               </w:rPr>
-              <w:t xml:space="preserve">816e1c4</w:t>
+              <w:t xml:space="preserve">4fe422c</w:t>
+            </w:r>
+            <w:r>
+              <w:rPr>
+                <w:rFonts w:ascii="Calibri" w:hAnsi="Calibri"/>
+                <w:sz w:val="15"/>
+              </w:rPr>
+              <w:t xml:space="preserve"> </w:t>
+            </w:r>
+            <w:r>
+              <w:rPr>
+                <w:rFonts w:ascii="Calibri" w:hAnsi="Calibri"/>
+                <w:sz w:val="15"/>
+              </w:rPr>
+              <w:t xml:space="preserve">in run</w:t>
+            </w:r>
+            <w:r>
+              <w:rPr>
+                <w:rFonts w:ascii="Calibri" w:hAnsi="Calibri"/>
+                <w:sz w:val="15"/>
+              </w:rPr>
+              <w:t xml:space="preserve"> </w:t>
+            </w:r>
+            <w:r>
+              <w:rPr>
+                <w:rStyle w:val="VerbatimChar"/>
+                <w:rFonts w:ascii="Calibri" w:hAnsi="Calibri"/>
+                <w:sz w:val="15"/>
+              </w:rPr>
+              <w:t xml:space="preserve">31399712181</w:t>
             </w:r>
             <w:r>
               <w:rPr>
@@ -3600,7 +4843,36 @@
                 <w:rFonts w:ascii="Calibri" w:hAnsi="Calibri"/>
                 <w:sz w:val="15"/>
               </w:rPr>
-              <w:t xml:space="preserve">816e1c4</w:t>
+              <w:t xml:space="preserve">4fe422c</w:t>
+            </w:r>
+            <w:r>
+              <w:rPr>
+                <w:rFonts w:ascii="Calibri" w:hAnsi="Calibri"/>
+                <w:sz w:val="15"/>
+              </w:rPr>
+              <w:t xml:space="preserve"> </w:t>
+            </w:r>
+            <w:r>
+              <w:rPr>
+                <w:rFonts w:ascii="Calibri" w:hAnsi="Calibri"/>
+                <w:sz w:val="15"/>
+              </w:rPr>
+              <w:t xml:space="preserve">in run</w:t>
+            </w:r>
+            <w:r>
+              <w:rPr>
+                <w:rFonts w:ascii="Calibri" w:hAnsi="Calibri"/>
+                <w:sz w:val="15"/>
+              </w:rPr>
+              <w:t xml:space="preserve"> </w:t>
+            </w:r>
+            <w:r>
+              <w:rPr>
+                <w:rStyle w:val="VerbatimChar"/>
+                <w:rFonts w:ascii="Calibri" w:hAnsi="Calibri"/>
+                <w:sz w:val="15"/>
+              </w:rPr>
+              <w:t xml:space="preserve">31399712181</w:t>
             </w:r>
             <w:r>
               <w:rPr>
@@ -3757,7 +5029,36 @@
                 <w:rFonts w:ascii="Calibri" w:hAnsi="Calibri"/>
                 <w:sz w:val="15"/>
               </w:rPr>
-              <w:t xml:space="preserve">816e1c4</w:t>
+              <w:t xml:space="preserve">4fe422c</w:t>
+            </w:r>
+            <w:r>
+              <w:rPr>
+                <w:rFonts w:ascii="Calibri" w:hAnsi="Calibri"/>
+                <w:sz w:val="15"/>
+              </w:rPr>
+              <w:t xml:space="preserve"> </w:t>
+            </w:r>
+            <w:r>
+              <w:rPr>
+                <w:rFonts w:ascii="Calibri" w:hAnsi="Calibri"/>
+                <w:sz w:val="15"/>
+              </w:rPr>
+              <w:t xml:space="preserve">in run</w:t>
+            </w:r>
+            <w:r>
+              <w:rPr>
+                <w:rFonts w:ascii="Calibri" w:hAnsi="Calibri"/>
+                <w:sz w:val="15"/>
+              </w:rPr>
+              <w:t xml:space="preserve"> </w:t>
+            </w:r>
+            <w:r>
+              <w:rPr>
+                <w:rStyle w:val="VerbatimChar"/>
+                <w:rFonts w:ascii="Calibri" w:hAnsi="Calibri"/>
+                <w:sz w:val="15"/>
+              </w:rPr>
+              <w:t xml:space="preserve">31399712181</w:t>
             </w:r>
             <w:r>
               <w:rPr>
@@ -3914,7 +5215,36 @@
                 <w:rFonts w:ascii="Calibri" w:hAnsi="Calibri"/>
                 <w:sz w:val="15"/>
               </w:rPr>
-              <w:t xml:space="preserve">816e1c4</w:t>
+              <w:t xml:space="preserve">4fe422c</w:t>
+            </w:r>
+            <w:r>
+              <w:rPr>
+                <w:rFonts w:ascii="Calibri" w:hAnsi="Calibri"/>
+                <w:sz w:val="15"/>
+              </w:rPr>
+              <w:t xml:space="preserve"> </w:t>
+            </w:r>
+            <w:r>
+              <w:rPr>
+                <w:rFonts w:ascii="Calibri" w:hAnsi="Calibri"/>
+                <w:sz w:val="15"/>
+              </w:rPr>
+              <w:t xml:space="preserve">in run</w:t>
+            </w:r>
+            <w:r>
+              <w:rPr>
+                <w:rFonts w:ascii="Calibri" w:hAnsi="Calibri"/>
+                <w:sz w:val="15"/>
+              </w:rPr>
+              <w:t xml:space="preserve"> </w:t>
+            </w:r>
+            <w:r>
+              <w:rPr>
+                <w:rStyle w:val="VerbatimChar"/>
+                <w:rFonts w:ascii="Calibri" w:hAnsi="Calibri"/>
+                <w:sz w:val="15"/>
+              </w:rPr>
+              <w:t xml:space="preserve">31399712181</w:t>
             </w:r>
             <w:r>
               <w:rPr>
@@ -3927,8 +5257,8 @@
         </w:tc>
       </w:tr>
     </w:tbl>
-    <w:bookmarkEnd w:id="23"/>
-    <w:bookmarkStart w:id="24" w:name="d-latest-feedback-section-3--matrix-v6"/>
+    <w:bookmarkEnd w:id="24"/>
+    <w:bookmarkStart w:id="25" w:name="d-latest-feedback-section-3--matrix-v6"/>
     <w:p>
       <w:pPr>
         <w:pStyle w:val="Heading2"/>
@@ -4496,7 +5826,7 @@
                 <w:rFonts w:ascii="Calibri" w:hAnsi="Calibri"/>
                 <w:sz w:val="15"/>
               </w:rPr>
-              <w:t xml:space="preserve">v6.4 has a status for every active row.</w:t>
+              <w:t xml:space="preserve">v6.5 has a status for every active row.</w:t>
             </w:r>
           </w:p>
         </w:tc>
@@ -4528,8 +5858,8 @@
         </w:tc>
       </w:tr>
     </w:tbl>
-    <w:bookmarkEnd w:id="24"/>
-    <w:bookmarkStart w:id="25" w:name="Xf1191037a1d04ca3ee7fc482a87a5190dad0f4c"/>
+    <w:bookmarkEnd w:id="25"/>
+    <w:bookmarkStart w:id="26" w:name="Xf1191037a1d04ca3ee7fc482a87a5190dad0f4c"/>
     <w:p>
       <w:pPr>
         <w:pStyle w:val="Heading2"/>
@@ -5453,8 +6783,8 @@
         </w:tc>
       </w:tr>
     </w:tbl>
-    <w:bookmarkEnd w:id="25"/>
-    <w:bookmarkStart w:id="26" w:name="Xde82fd99f856364bd118507d710bd0671cab5e1"/>
+    <w:bookmarkEnd w:id="26"/>
+    <w:bookmarkStart w:id="27" w:name="Xde82fd99f856364bd118507d710bd0671cab5e1"/>
     <w:p>
       <w:pPr>
         <w:pStyle w:val="Heading2"/>
@@ -5894,8 +7224,8 @@
         <w:t xml:space="preserve">the original AQP approval record or provided by the applicant/PI.</w:t>
       </w:r>
     </w:p>
-    <w:bookmarkEnd w:id="26"/>
-    <w:bookmarkStart w:id="27" w:name="Xdd8442abbb3056246208e702e0787967df1a980"/>
+    <w:bookmarkEnd w:id="27"/>
+    <w:bookmarkStart w:id="28" w:name="Xdd8442abbb3056246208e702e0787967df1a980"/>
     <w:p>
       <w:pPr>
         <w:pStyle w:val="Heading2"/>
@@ -6172,7 +7502,36 @@
                 <w:rFonts w:ascii="Calibri" w:hAnsi="Calibri"/>
                 <w:sz w:val="15"/>
               </w:rPr>
-              <w:t xml:space="preserve">816e1c4</w:t>
+              <w:t xml:space="preserve">4fe422c</w:t>
+            </w:r>
+            <w:r>
+              <w:rPr>
+                <w:rFonts w:ascii="Calibri" w:hAnsi="Calibri"/>
+                <w:sz w:val="15"/>
+              </w:rPr>
+              <w:t xml:space="preserve"> </w:t>
+            </w:r>
+            <w:r>
+              <w:rPr>
+                <w:rFonts w:ascii="Calibri" w:hAnsi="Calibri"/>
+                <w:sz w:val="15"/>
+              </w:rPr>
+              <w:t xml:space="preserve">in run</w:t>
+            </w:r>
+            <w:r>
+              <w:rPr>
+                <w:rFonts w:ascii="Calibri" w:hAnsi="Calibri"/>
+                <w:sz w:val="15"/>
+              </w:rPr>
+              <w:t xml:space="preserve"> </w:t>
+            </w:r>
+            <w:r>
+              <w:rPr>
+                <w:rStyle w:val="VerbatimChar"/>
+                <w:rFonts w:ascii="Calibri" w:hAnsi="Calibri"/>
+                <w:sz w:val="15"/>
+              </w:rPr>
+              <w:t xml:space="preserve">31399712181</w:t>
             </w:r>
             <w:r>
               <w:rPr>
@@ -6211,8 +7570,8 @@
         </w:tc>
       </w:tr>
     </w:tbl>
-    <w:bookmarkEnd w:id="27"/>
-    <w:bookmarkStart w:id="29" w:name="reproduction-commands"/>
+    <w:bookmarkEnd w:id="28"/>
+    <w:bookmarkStart w:id="30" w:name="reproduction-commands"/>
     <w:p>
       <w:pPr>
         <w:pStyle w:val="Heading2"/>
@@ -6413,7 +7772,7 @@
         </w:rPr>
         <w:t xml:space="preserve"> </w:t>
       </w:r>
-      <w:hyperlink r:id="rId28">
+      <w:hyperlink r:id="rId29">
         <w:r>
           <w:rPr>
             <w:rStyle w:val="Hyperlink"/>
@@ -6512,8 +7871,8 @@
         <w:t xml:space="preserve">failures, 0 critical target-size failures and no missing row.</w:t>
       </w:r>
     </w:p>
-    <w:bookmarkEnd w:id="29"/>
-    <w:bookmarkStart w:id="30" w:name="release-complete-checklist"/>
+    <w:bookmarkEnd w:id="30"/>
+    <w:bookmarkStart w:id="31" w:name="release-complete-checklist"/>
     <w:p>
       <w:pPr>
         <w:pStyle w:val="Heading2"/>
@@ -6814,11 +8173,11 @@
         <w:rPr>
           <w:rFonts w:ascii="Calibri" w:hAnsi="Calibri"/>
         </w:rPr>
-        <w:t xml:space="preserve">☐ Send the deployed URL, immutable SHA, CI/artifact links, matrix v6.4 and completed audit to the supervisor.</w:t>
+        <w:t xml:space="preserve">☐ Send the deployed URL, immutable SHA, CI/artifact links, matrix v6.5 and completed audit to the supervisor.</w:t>
       </w:r>
     </w:p>
-    <w:bookmarkEnd w:id="30"/>
     <w:bookmarkEnd w:id="31"/>
+    <w:bookmarkEnd w:id="32"/>
     <w:sectPr>
       <w:headerReference w:type="default" r:id="rId9"/>
       <w:footerReference w:type="default" r:id="rId10"/>
